--- a/LAPORAN TUGAS AKHIR_SULISTYAWAN ABDILLAH ROSYID.docx
+++ b/LAPORAN TUGAS AKHIR_SULISTYAWAN ABDILLAH ROSYID.docx
@@ -2054,7 +2054,7 @@
         </w:numPr>
         <w:ind w:left="864"/>
       </w:pPr>
-      <w:bookmarkStart w:id="18" w:name="_Toc202277868"/>
+      <w:bookmarkStart w:id="18" w:name="_Toc202422252"/>
       <w:r>
         <w:t>PERNYATAAN KEASLIAN TUGAS AKHIR</w:t>
       </w:r>
@@ -2436,7 +2436,7 @@
         </w:numPr>
         <w:ind w:left="864"/>
       </w:pPr>
-      <w:bookmarkStart w:id="19" w:name="_Toc202277869"/>
+      <w:bookmarkStart w:id="19" w:name="_Toc202422253"/>
       <w:r>
         <w:t>PERNYATAAN PERSETUJUAN PUBLIKASI TUGAS AKHIR</w:t>
       </w:r>
@@ -2762,7 +2762,7 @@
         <w:spacing w:line="240" w:lineRule="auto"/>
         <w:ind w:left="864"/>
       </w:pPr>
-      <w:bookmarkStart w:id="20" w:name="_Toc202277870"/>
+      <w:bookmarkStart w:id="20" w:name="_Toc202422254"/>
       <w:r>
         <w:lastRenderedPageBreak/>
         <w:t>LEMBAR PENGESAHAN</w:t>
@@ -3324,7 +3324,7 @@
         <w:ind w:left="864"/>
       </w:pPr>
       <w:bookmarkStart w:id="21" w:name="_Toc200341748"/>
-      <w:bookmarkStart w:id="22" w:name="_Toc202277871"/>
+      <w:bookmarkStart w:id="22" w:name="_Toc202422255"/>
       <w:r>
         <w:lastRenderedPageBreak/>
         <w:t>KATA PENGANTAR</w:t>
@@ -3852,7 +3852,7 @@
         </w:numPr>
         <w:ind w:left="864"/>
       </w:pPr>
-      <w:bookmarkStart w:id="24" w:name="_Toc202277872"/>
+      <w:bookmarkStart w:id="24" w:name="_Toc202422256"/>
       <w:r>
         <w:t>ABSTRAK</w:t>
       </w:r>
@@ -4080,7 +4080,7 @@
         </w:numPr>
         <w:ind w:left="864"/>
       </w:pPr>
-      <w:bookmarkStart w:id="25" w:name="_Toc202277873"/>
+      <w:bookmarkStart w:id="25" w:name="_Toc202422257"/>
       <w:r>
         <w:t>ABSTRACT</w:t>
       </w:r>
@@ -4181,7 +4181,7 @@
         <w:ind w:left="864"/>
       </w:pPr>
       <w:bookmarkStart w:id="26" w:name="_Toc200341750"/>
-      <w:bookmarkStart w:id="27" w:name="_Toc202277874"/>
+      <w:bookmarkStart w:id="27" w:name="_Toc202422258"/>
       <w:r>
         <w:lastRenderedPageBreak/>
         <w:t>DAFTAR ISI</w:t>
@@ -4250,7 +4250,7 @@
           <w:r>
             <w:fldChar w:fldCharType="separate"/>
           </w:r>
-          <w:hyperlink w:anchor="_Toc202277868" w:history="1">
+          <w:hyperlink w:anchor="_Toc202422252" w:history="1">
             <w:r>
               <w:rPr>
                 <w:rStyle w:val="Hyperlink"/>
@@ -4277,7 +4277,7 @@
                 <w:noProof/>
                 <w:webHidden/>
               </w:rPr>
-              <w:instrText xml:space="preserve"> PAGEREF _Toc202277868 \h </w:instrText>
+              <w:instrText xml:space="preserve"> PAGEREF _Toc202422252 \h </w:instrText>
             </w:r>
             <w:r>
               <w:rPr>
@@ -4323,7 +4323,7 @@
               <w14:ligatures w14:val="standardContextual"/>
             </w:rPr>
           </w:pPr>
-          <w:hyperlink w:anchor="_Toc202277869" w:history="1">
+          <w:hyperlink w:anchor="_Toc202422253" w:history="1">
             <w:r>
               <w:rPr>
                 <w:rStyle w:val="Hyperlink"/>
@@ -4350,7 +4350,7 @@
                 <w:noProof/>
                 <w:webHidden/>
               </w:rPr>
-              <w:instrText xml:space="preserve"> PAGEREF _Toc202277869 \h </w:instrText>
+              <w:instrText xml:space="preserve"> PAGEREF _Toc202422253 \h </w:instrText>
             </w:r>
             <w:r>
               <w:rPr>
@@ -4396,7 +4396,7 @@
               <w14:ligatures w14:val="standardContextual"/>
             </w:rPr>
           </w:pPr>
-          <w:hyperlink w:anchor="_Toc202277870" w:history="1">
+          <w:hyperlink w:anchor="_Toc202422254" w:history="1">
             <w:r>
               <w:rPr>
                 <w:rStyle w:val="Hyperlink"/>
@@ -4423,7 +4423,7 @@
                 <w:noProof/>
                 <w:webHidden/>
               </w:rPr>
-              <w:instrText xml:space="preserve"> PAGEREF _Toc202277870 \h </w:instrText>
+              <w:instrText xml:space="preserve"> PAGEREF _Toc202422254 \h </w:instrText>
             </w:r>
             <w:r>
               <w:rPr>
@@ -4469,7 +4469,7 @@
               <w14:ligatures w14:val="standardContextual"/>
             </w:rPr>
           </w:pPr>
-          <w:hyperlink w:anchor="_Toc202277871" w:history="1">
+          <w:hyperlink w:anchor="_Toc202422255" w:history="1">
             <w:r>
               <w:rPr>
                 <w:rStyle w:val="Hyperlink"/>
@@ -4496,7 +4496,7 @@
                 <w:noProof/>
                 <w:webHidden/>
               </w:rPr>
-              <w:instrText xml:space="preserve"> PAGEREF _Toc202277871 \h </w:instrText>
+              <w:instrText xml:space="preserve"> PAGEREF _Toc202422255 \h </w:instrText>
             </w:r>
             <w:r>
               <w:rPr>
@@ -4542,7 +4542,7 @@
               <w14:ligatures w14:val="standardContextual"/>
             </w:rPr>
           </w:pPr>
-          <w:hyperlink w:anchor="_Toc202277872" w:history="1">
+          <w:hyperlink w:anchor="_Toc202422256" w:history="1">
             <w:r>
               <w:rPr>
                 <w:rStyle w:val="Hyperlink"/>
@@ -4569,7 +4569,7 @@
                 <w:noProof/>
                 <w:webHidden/>
               </w:rPr>
-              <w:instrText xml:space="preserve"> PAGEREF _Toc202277872 \h </w:instrText>
+              <w:instrText xml:space="preserve"> PAGEREF _Toc202422256 \h </w:instrText>
             </w:r>
             <w:r>
               <w:rPr>
@@ -4615,7 +4615,7 @@
               <w14:ligatures w14:val="standardContextual"/>
             </w:rPr>
           </w:pPr>
-          <w:hyperlink w:anchor="_Toc202277873" w:history="1">
+          <w:hyperlink w:anchor="_Toc202422257" w:history="1">
             <w:r>
               <w:rPr>
                 <w:rStyle w:val="Hyperlink"/>
@@ -4642,7 +4642,7 @@
                 <w:noProof/>
                 <w:webHidden/>
               </w:rPr>
-              <w:instrText xml:space="preserve"> PAGEREF _Toc202277873 \h </w:instrText>
+              <w:instrText xml:space="preserve"> PAGEREF _Toc202422257 \h </w:instrText>
             </w:r>
             <w:r>
               <w:rPr>
@@ -4688,7 +4688,7 @@
               <w14:ligatures w14:val="standardContextual"/>
             </w:rPr>
           </w:pPr>
-          <w:hyperlink w:anchor="_Toc202277874" w:history="1">
+          <w:hyperlink w:anchor="_Toc202422258" w:history="1">
             <w:r>
               <w:rPr>
                 <w:rStyle w:val="Hyperlink"/>
@@ -4715,7 +4715,7 @@
                 <w:noProof/>
                 <w:webHidden/>
               </w:rPr>
-              <w:instrText xml:space="preserve"> PAGEREF _Toc202277874 \h </w:instrText>
+              <w:instrText xml:space="preserve"> PAGEREF _Toc202422258 \h </w:instrText>
             </w:r>
             <w:r>
               <w:rPr>
@@ -4761,7 +4761,7 @@
               <w14:ligatures w14:val="standardContextual"/>
             </w:rPr>
           </w:pPr>
-          <w:hyperlink w:anchor="_Toc202277875" w:history="1">
+          <w:hyperlink w:anchor="_Toc202422259" w:history="1">
             <w:r>
               <w:rPr>
                 <w:rStyle w:val="Hyperlink"/>
@@ -4788,7 +4788,7 @@
                 <w:noProof/>
                 <w:webHidden/>
               </w:rPr>
-              <w:instrText xml:space="preserve"> PAGEREF _Toc202277875 \h </w:instrText>
+              <w:instrText xml:space="preserve"> PAGEREF _Toc202422259 \h </w:instrText>
             </w:r>
             <w:r>
               <w:rPr>
@@ -4808,7 +4808,7 @@
                 <w:noProof/>
                 <w:webHidden/>
               </w:rPr>
-              <w:t>xv</w:t>
+              <w:t>xvi</w:t>
             </w:r>
             <w:r>
               <w:rPr>
@@ -4834,7 +4834,7 @@
               <w14:ligatures w14:val="standardContextual"/>
             </w:rPr>
           </w:pPr>
-          <w:hyperlink w:anchor="_Toc202277876" w:history="1">
+          <w:hyperlink w:anchor="_Toc202422260" w:history="1">
             <w:r>
               <w:rPr>
                 <w:rStyle w:val="Hyperlink"/>
@@ -4861,7 +4861,7 @@
                 <w:noProof/>
                 <w:webHidden/>
               </w:rPr>
-              <w:instrText xml:space="preserve"> PAGEREF _Toc202277876 \h </w:instrText>
+              <w:instrText xml:space="preserve"> PAGEREF _Toc202422260 \h </w:instrText>
             </w:r>
             <w:r>
               <w:rPr>
@@ -4881,7 +4881,7 @@
                 <w:noProof/>
                 <w:webHidden/>
               </w:rPr>
-              <w:t>xvi</w:t>
+              <w:t>xvii</w:t>
             </w:r>
             <w:r>
               <w:rPr>
@@ -4907,7 +4907,7 @@
               <w14:ligatures w14:val="standardContextual"/>
             </w:rPr>
           </w:pPr>
-          <w:hyperlink w:anchor="_Toc202277877" w:history="1">
+          <w:hyperlink w:anchor="_Toc202422261" w:history="1">
             <w:r>
               <w:rPr>
                 <w:rStyle w:val="Hyperlink"/>
@@ -4934,7 +4934,7 @@
                 <w:noProof/>
                 <w:webHidden/>
               </w:rPr>
-              <w:instrText xml:space="preserve"> PAGEREF _Toc202277877 \h </w:instrText>
+              <w:instrText xml:space="preserve"> PAGEREF _Toc202422261 \h </w:instrText>
             </w:r>
             <w:r>
               <w:rPr>
@@ -4981,7 +4981,7 @@
               <w14:ligatures w14:val="standardContextual"/>
             </w:rPr>
           </w:pPr>
-          <w:hyperlink w:anchor="_Toc202277878" w:history="1">
+          <w:hyperlink w:anchor="_Toc202422262" w:history="1">
             <w:r>
               <w:rPr>
                 <w:rStyle w:val="Hyperlink"/>
@@ -5026,7 +5026,7 @@
                 <w:noProof/>
                 <w:webHidden/>
               </w:rPr>
-              <w:instrText xml:space="preserve"> PAGEREF _Toc202277878 \h </w:instrText>
+              <w:instrText xml:space="preserve"> PAGEREF _Toc202422262 \h </w:instrText>
             </w:r>
             <w:r>
               <w:rPr>
@@ -5073,7 +5073,7 @@
               <w14:ligatures w14:val="standardContextual"/>
             </w:rPr>
           </w:pPr>
-          <w:hyperlink w:anchor="_Toc202277879" w:history="1">
+          <w:hyperlink w:anchor="_Toc202422263" w:history="1">
             <w:r>
               <w:rPr>
                 <w:rStyle w:val="Hyperlink"/>
@@ -5118,7 +5118,7 @@
                 <w:noProof/>
                 <w:webHidden/>
               </w:rPr>
-              <w:instrText xml:space="preserve"> PAGEREF _Toc202277879 \h </w:instrText>
+              <w:instrText xml:space="preserve"> PAGEREF _Toc202422263 \h </w:instrText>
             </w:r>
             <w:r>
               <w:rPr>
@@ -5165,7 +5165,7 @@
               <w14:ligatures w14:val="standardContextual"/>
             </w:rPr>
           </w:pPr>
-          <w:hyperlink w:anchor="_Toc202277880" w:history="1">
+          <w:hyperlink w:anchor="_Toc202422264" w:history="1">
             <w:r>
               <w:rPr>
                 <w:rStyle w:val="Hyperlink"/>
@@ -5210,7 +5210,7 @@
                 <w:noProof/>
                 <w:webHidden/>
               </w:rPr>
-              <w:instrText xml:space="preserve"> PAGEREF _Toc202277880 \h </w:instrText>
+              <w:instrText xml:space="preserve"> PAGEREF _Toc202422264 \h </w:instrText>
             </w:r>
             <w:r>
               <w:rPr>
@@ -5257,7 +5257,7 @@
               <w14:ligatures w14:val="standardContextual"/>
             </w:rPr>
           </w:pPr>
-          <w:hyperlink w:anchor="_Toc202277881" w:history="1">
+          <w:hyperlink w:anchor="_Toc202422265" w:history="1">
             <w:r>
               <w:rPr>
                 <w:rStyle w:val="Hyperlink"/>
@@ -5302,7 +5302,7 @@
                 <w:noProof/>
                 <w:webHidden/>
               </w:rPr>
-              <w:instrText xml:space="preserve"> PAGEREF _Toc202277881 \h </w:instrText>
+              <w:instrText xml:space="preserve"> PAGEREF _Toc202422265 \h </w:instrText>
             </w:r>
             <w:r>
               <w:rPr>
@@ -5349,7 +5349,7 @@
               <w14:ligatures w14:val="standardContextual"/>
             </w:rPr>
           </w:pPr>
-          <w:hyperlink w:anchor="_Toc202277882" w:history="1">
+          <w:hyperlink w:anchor="_Toc202422266" w:history="1">
             <w:r>
               <w:rPr>
                 <w:rStyle w:val="Hyperlink"/>
@@ -5394,7 +5394,7 @@
                 <w:noProof/>
                 <w:webHidden/>
               </w:rPr>
-              <w:instrText xml:space="preserve"> PAGEREF _Toc202277882 \h </w:instrText>
+              <w:instrText xml:space="preserve"> PAGEREF _Toc202422266 \h </w:instrText>
             </w:r>
             <w:r>
               <w:rPr>
@@ -5441,7 +5441,7 @@
               <w14:ligatures w14:val="standardContextual"/>
             </w:rPr>
           </w:pPr>
-          <w:hyperlink w:anchor="_Toc202277883" w:history="1">
+          <w:hyperlink w:anchor="_Toc202422267" w:history="1">
             <w:r>
               <w:rPr>
                 <w:rStyle w:val="Hyperlink"/>
@@ -5486,7 +5486,7 @@
                 <w:noProof/>
                 <w:webHidden/>
               </w:rPr>
-              <w:instrText xml:space="preserve"> PAGEREF _Toc202277883 \h </w:instrText>
+              <w:instrText xml:space="preserve"> PAGEREF _Toc202422267 \h </w:instrText>
             </w:r>
             <w:r>
               <w:rPr>
@@ -5532,7 +5532,7 @@
               <w14:ligatures w14:val="standardContextual"/>
             </w:rPr>
           </w:pPr>
-          <w:hyperlink w:anchor="_Toc202277884" w:history="1">
+          <w:hyperlink w:anchor="_Toc202422268" w:history="1">
             <w:r>
               <w:rPr>
                 <w:rStyle w:val="Hyperlink"/>
@@ -5559,7 +5559,7 @@
                 <w:noProof/>
                 <w:webHidden/>
               </w:rPr>
-              <w:instrText xml:space="preserve"> PAGEREF _Toc202277884 \h </w:instrText>
+              <w:instrText xml:space="preserve"> PAGEREF _Toc202422268 \h </w:instrText>
             </w:r>
             <w:r>
               <w:rPr>
@@ -5606,7 +5606,7 @@
               <w14:ligatures w14:val="standardContextual"/>
             </w:rPr>
           </w:pPr>
-          <w:hyperlink w:anchor="_Toc202277885" w:history="1">
+          <w:hyperlink w:anchor="_Toc202422269" w:history="1">
             <w:r>
               <w:rPr>
                 <w:rStyle w:val="Hyperlink"/>
@@ -5655,7 +5655,7 @@
                 <w:noProof/>
                 <w:webHidden/>
               </w:rPr>
-              <w:instrText xml:space="preserve"> PAGEREF _Toc202277885 \h </w:instrText>
+              <w:instrText xml:space="preserve"> PAGEREF _Toc202422269 \h </w:instrText>
             </w:r>
             <w:r>
               <w:rPr>
@@ -5702,7 +5702,7 @@
               <w14:ligatures w14:val="standardContextual"/>
             </w:rPr>
           </w:pPr>
-          <w:hyperlink w:anchor="_Toc202277886" w:history="1">
+          <w:hyperlink w:anchor="_Toc202422270" w:history="1">
             <w:r>
               <w:rPr>
                 <w:rStyle w:val="Hyperlink"/>
@@ -5751,7 +5751,7 @@
                 <w:noProof/>
                 <w:webHidden/>
               </w:rPr>
-              <w:instrText xml:space="preserve"> PAGEREF _Toc202277886 \h </w:instrText>
+              <w:instrText xml:space="preserve"> PAGEREF _Toc202422270 \h </w:instrText>
             </w:r>
             <w:r>
               <w:rPr>
@@ -5798,7 +5798,7 @@
               <w14:ligatures w14:val="standardContextual"/>
             </w:rPr>
           </w:pPr>
-          <w:hyperlink w:anchor="_Toc202277887" w:history="1">
+          <w:hyperlink w:anchor="_Toc202422271" w:history="1">
             <w:r>
               <w:rPr>
                 <w:rStyle w:val="Hyperlink"/>
@@ -5847,7 +5847,7 @@
                 <w:noProof/>
                 <w:webHidden/>
               </w:rPr>
-              <w:instrText xml:space="preserve"> PAGEREF _Toc202277887 \h </w:instrText>
+              <w:instrText xml:space="preserve"> PAGEREF _Toc202422271 \h </w:instrText>
             </w:r>
             <w:r>
               <w:rPr>
@@ -5894,7 +5894,7 @@
               <w14:ligatures w14:val="standardContextual"/>
             </w:rPr>
           </w:pPr>
-          <w:hyperlink w:anchor="_Toc202277888" w:history="1">
+          <w:hyperlink w:anchor="_Toc202422272" w:history="1">
             <w:r>
               <w:rPr>
                 <w:rStyle w:val="Hyperlink"/>
@@ -5941,7 +5941,7 @@
                 <w:noProof/>
                 <w:webHidden/>
               </w:rPr>
-              <w:instrText xml:space="preserve"> PAGEREF _Toc202277888 \h </w:instrText>
+              <w:instrText xml:space="preserve"> PAGEREF _Toc202422272 \h </w:instrText>
             </w:r>
             <w:r>
               <w:rPr>
@@ -5988,7 +5988,7 @@
               <w14:ligatures w14:val="standardContextual"/>
             </w:rPr>
           </w:pPr>
-          <w:hyperlink w:anchor="_Toc202277889" w:history="1">
+          <w:hyperlink w:anchor="_Toc202422273" w:history="1">
             <w:r>
               <w:rPr>
                 <w:rStyle w:val="Hyperlink"/>
@@ -6033,7 +6033,7 @@
                 <w:noProof/>
                 <w:webHidden/>
               </w:rPr>
-              <w:instrText xml:space="preserve"> PAGEREF _Toc202277889 \h </w:instrText>
+              <w:instrText xml:space="preserve"> PAGEREF _Toc202422273 \h </w:instrText>
             </w:r>
             <w:r>
               <w:rPr>
@@ -6080,7 +6080,7 @@
               <w14:ligatures w14:val="standardContextual"/>
             </w:rPr>
           </w:pPr>
-          <w:hyperlink w:anchor="_Toc202277890" w:history="1">
+          <w:hyperlink w:anchor="_Toc202422274" w:history="1">
             <w:r>
               <w:rPr>
                 <w:rStyle w:val="Hyperlink"/>
@@ -6125,7 +6125,7 @@
                 <w:noProof/>
                 <w:webHidden/>
               </w:rPr>
-              <w:instrText xml:space="preserve"> PAGEREF _Toc202277890 \h </w:instrText>
+              <w:instrText xml:space="preserve"> PAGEREF _Toc202422274 \h </w:instrText>
             </w:r>
             <w:r>
               <w:rPr>
@@ -6172,7 +6172,7 @@
               <w14:ligatures w14:val="standardContextual"/>
             </w:rPr>
           </w:pPr>
-          <w:hyperlink w:anchor="_Toc202277891" w:history="1">
+          <w:hyperlink w:anchor="_Toc202422275" w:history="1">
             <w:r>
               <w:rPr>
                 <w:rStyle w:val="Hyperlink"/>
@@ -6219,7 +6219,7 @@
                 <w:noProof/>
                 <w:webHidden/>
               </w:rPr>
-              <w:instrText xml:space="preserve"> PAGEREF _Toc202277891 \h </w:instrText>
+              <w:instrText xml:space="preserve"> PAGEREF _Toc202422275 \h </w:instrText>
             </w:r>
             <w:r>
               <w:rPr>
@@ -6266,7 +6266,7 @@
               <w14:ligatures w14:val="standardContextual"/>
             </w:rPr>
           </w:pPr>
-          <w:hyperlink w:anchor="_Toc202277892" w:history="1">
+          <w:hyperlink w:anchor="_Toc202422276" w:history="1">
             <w:r>
               <w:rPr>
                 <w:rStyle w:val="Hyperlink"/>
@@ -6313,7 +6313,7 @@
                 <w:noProof/>
                 <w:webHidden/>
               </w:rPr>
-              <w:instrText xml:space="preserve"> PAGEREF _Toc202277892 \h </w:instrText>
+              <w:instrText xml:space="preserve"> PAGEREF _Toc202422276 \h </w:instrText>
             </w:r>
             <w:r>
               <w:rPr>
@@ -6360,7 +6360,7 @@
               <w14:ligatures w14:val="standardContextual"/>
             </w:rPr>
           </w:pPr>
-          <w:hyperlink w:anchor="_Toc202277893" w:history="1">
+          <w:hyperlink w:anchor="_Toc202422277" w:history="1">
             <w:r>
               <w:rPr>
                 <w:rStyle w:val="Hyperlink"/>
@@ -6407,7 +6407,7 @@
                 <w:noProof/>
                 <w:webHidden/>
               </w:rPr>
-              <w:instrText xml:space="preserve"> PAGEREF _Toc202277893 \h </w:instrText>
+              <w:instrText xml:space="preserve"> PAGEREF _Toc202422277 \h </w:instrText>
             </w:r>
             <w:r>
               <w:rPr>
@@ -6454,7 +6454,7 @@
               <w14:ligatures w14:val="standardContextual"/>
             </w:rPr>
           </w:pPr>
-          <w:hyperlink w:anchor="_Toc202277894" w:history="1">
+          <w:hyperlink w:anchor="_Toc202422278" w:history="1">
             <w:r>
               <w:rPr>
                 <w:rStyle w:val="Hyperlink"/>
@@ -6499,7 +6499,7 @@
                 <w:noProof/>
                 <w:webHidden/>
               </w:rPr>
-              <w:instrText xml:space="preserve"> PAGEREF _Toc202277894 \h </w:instrText>
+              <w:instrText xml:space="preserve"> PAGEREF _Toc202422278 \h </w:instrText>
             </w:r>
             <w:r>
               <w:rPr>
@@ -6545,7 +6545,7 @@
               <w14:ligatures w14:val="standardContextual"/>
             </w:rPr>
           </w:pPr>
-          <w:hyperlink w:anchor="_Toc202277895" w:history="1">
+          <w:hyperlink w:anchor="_Toc202422279" w:history="1">
             <w:r>
               <w:rPr>
                 <w:rStyle w:val="Hyperlink"/>
@@ -6572,7 +6572,7 @@
                 <w:noProof/>
                 <w:webHidden/>
               </w:rPr>
-              <w:instrText xml:space="preserve"> PAGEREF _Toc202277895 \h </w:instrText>
+              <w:instrText xml:space="preserve"> PAGEREF _Toc202422279 \h </w:instrText>
             </w:r>
             <w:r>
               <w:rPr>
@@ -6619,7 +6619,7 @@
               <w14:ligatures w14:val="standardContextual"/>
             </w:rPr>
           </w:pPr>
-          <w:hyperlink w:anchor="_Toc202277896" w:history="1">
+          <w:hyperlink w:anchor="_Toc202422280" w:history="1">
             <w:r>
               <w:rPr>
                 <w:rStyle w:val="Hyperlink"/>
@@ -6664,7 +6664,7 @@
                 <w:noProof/>
                 <w:webHidden/>
               </w:rPr>
-              <w:instrText xml:space="preserve"> PAGEREF _Toc202277896 \h </w:instrText>
+              <w:instrText xml:space="preserve"> PAGEREF _Toc202422280 \h </w:instrText>
             </w:r>
             <w:r>
               <w:rPr>
@@ -6711,7 +6711,7 @@
               <w14:ligatures w14:val="standardContextual"/>
             </w:rPr>
           </w:pPr>
-          <w:hyperlink w:anchor="_Toc202277897" w:history="1">
+          <w:hyperlink w:anchor="_Toc202422281" w:history="1">
             <w:r>
               <w:rPr>
                 <w:rStyle w:val="Hyperlink"/>
@@ -6756,7 +6756,7 @@
                 <w:noProof/>
                 <w:webHidden/>
               </w:rPr>
-              <w:instrText xml:space="preserve"> PAGEREF _Toc202277897 \h </w:instrText>
+              <w:instrText xml:space="preserve"> PAGEREF _Toc202422281 \h </w:instrText>
             </w:r>
             <w:r>
               <w:rPr>
@@ -6803,7 +6803,7 @@
               <w14:ligatures w14:val="standardContextual"/>
             </w:rPr>
           </w:pPr>
-          <w:hyperlink w:anchor="_Toc202277898" w:history="1">
+          <w:hyperlink w:anchor="_Toc202422282" w:history="1">
             <w:r>
               <w:rPr>
                 <w:rStyle w:val="Hyperlink"/>
@@ -6848,7 +6848,7 @@
                 <w:noProof/>
                 <w:webHidden/>
               </w:rPr>
-              <w:instrText xml:space="preserve"> PAGEREF _Toc202277898 \h </w:instrText>
+              <w:instrText xml:space="preserve"> PAGEREF _Toc202422282 \h </w:instrText>
             </w:r>
             <w:r>
               <w:rPr>
@@ -6895,7 +6895,7 @@
               <w14:ligatures w14:val="standardContextual"/>
             </w:rPr>
           </w:pPr>
-          <w:hyperlink w:anchor="_Toc202277899" w:history="1">
+          <w:hyperlink w:anchor="_Toc202422283" w:history="1">
             <w:r>
               <w:rPr>
                 <w:rStyle w:val="Hyperlink"/>
@@ -6940,7 +6940,7 @@
                 <w:noProof/>
                 <w:webHidden/>
               </w:rPr>
-              <w:instrText xml:space="preserve"> PAGEREF _Toc202277899 \h </w:instrText>
+              <w:instrText xml:space="preserve"> PAGEREF _Toc202422283 \h </w:instrText>
             </w:r>
             <w:r>
               <w:rPr>
@@ -6987,7 +6987,7 @@
               <w14:ligatures w14:val="standardContextual"/>
             </w:rPr>
           </w:pPr>
-          <w:hyperlink w:anchor="_Toc202277900" w:history="1">
+          <w:hyperlink w:anchor="_Toc202422284" w:history="1">
             <w:r>
               <w:rPr>
                 <w:rStyle w:val="Hyperlink"/>
@@ -7032,7 +7032,7 @@
                 <w:noProof/>
                 <w:webHidden/>
               </w:rPr>
-              <w:instrText xml:space="preserve"> PAGEREF _Toc202277900 \h </w:instrText>
+              <w:instrText xml:space="preserve"> PAGEREF _Toc202422284 \h </w:instrText>
             </w:r>
             <w:r>
               <w:rPr>
@@ -7079,7 +7079,7 @@
               <w14:ligatures w14:val="standardContextual"/>
             </w:rPr>
           </w:pPr>
-          <w:hyperlink w:anchor="_Toc202277901" w:history="1">
+          <w:hyperlink w:anchor="_Toc202422285" w:history="1">
             <w:r>
               <w:rPr>
                 <w:rStyle w:val="Hyperlink"/>
@@ -7133,7 +7133,7 @@
                 <w:noProof/>
                 <w:webHidden/>
               </w:rPr>
-              <w:instrText xml:space="preserve"> PAGEREF _Toc202277901 \h </w:instrText>
+              <w:instrText xml:space="preserve"> PAGEREF _Toc202422285 \h </w:instrText>
             </w:r>
             <w:r>
               <w:rPr>
@@ -7180,7 +7180,7 @@
               <w14:ligatures w14:val="standardContextual"/>
             </w:rPr>
           </w:pPr>
-          <w:hyperlink w:anchor="_Toc202277902" w:history="1">
+          <w:hyperlink w:anchor="_Toc202422286" w:history="1">
             <w:r>
               <w:rPr>
                 <w:rStyle w:val="Hyperlink"/>
@@ -7225,7 +7225,7 @@
                 <w:noProof/>
                 <w:webHidden/>
               </w:rPr>
-              <w:instrText xml:space="preserve"> PAGEREF _Toc202277902 \h </w:instrText>
+              <w:instrText xml:space="preserve"> PAGEREF _Toc202422286 \h </w:instrText>
             </w:r>
             <w:r>
               <w:rPr>
@@ -7271,13 +7271,13 @@
               <w14:ligatures w14:val="standardContextual"/>
             </w:rPr>
           </w:pPr>
-          <w:hyperlink w:anchor="_Toc202277903" w:history="1">
+          <w:hyperlink w:anchor="_Toc202422287" w:history="1">
             <w:r>
               <w:rPr>
                 <w:rStyle w:val="Hyperlink"/>
                 <w:noProof/>
               </w:rPr>
-              <w:t>BAB 4</w:t>
+              <w:t>BAB 4 HASIL DAN PEMBAHASAN</w:t>
             </w:r>
             <w:r>
               <w:rPr>
@@ -7298,7 +7298,7 @@
                 <w:noProof/>
                 <w:webHidden/>
               </w:rPr>
-              <w:instrText xml:space="preserve"> PAGEREF _Toc202277903 \h </w:instrText>
+              <w:instrText xml:space="preserve"> PAGEREF _Toc202422287 \h </w:instrText>
             </w:r>
             <w:r>
               <w:rPr>
@@ -7319,6 +7319,1237 @@
                 <w:webHidden/>
               </w:rPr>
               <w:t>5</w:t>
+            </w:r>
+            <w:r>
+              <w:rPr>
+                <w:noProof/>
+                <w:webHidden/>
+              </w:rPr>
+              <w:fldChar w:fldCharType="end"/>
+            </w:r>
+          </w:hyperlink>
+        </w:p>
+        <w:p>
+          <w:pPr>
+            <w:pStyle w:val="TOC2"/>
+            <w:tabs>
+              <w:tab w:val="left" w:pos="960"/>
+              <w:tab w:val="right" w:leader="dot" w:pos="7927"/>
+            </w:tabs>
+            <w:rPr>
+              <w:rFonts w:asciiTheme="minorHAnsi" w:eastAsiaTheme="minorEastAsia" w:hAnsiTheme="minorHAnsi"/>
+              <w:noProof/>
+              <w:kern w:val="2"/>
+              <w:szCs w:val="24"/>
+              <w:lang w:val="en-US"/>
+              <w14:ligatures w14:val="standardContextual"/>
+            </w:rPr>
+          </w:pPr>
+          <w:hyperlink w:anchor="_Toc202422288" w:history="1">
+            <w:r>
+              <w:rPr>
+                <w:rStyle w:val="Hyperlink"/>
+                <w:noProof/>
+              </w:rPr>
+              <w:t>4.1</w:t>
+            </w:r>
+            <w:r>
+              <w:rPr>
+                <w:rFonts w:asciiTheme="minorHAnsi" w:eastAsiaTheme="minorEastAsia" w:hAnsiTheme="minorHAnsi"/>
+                <w:noProof/>
+                <w:kern w:val="2"/>
+                <w:szCs w:val="24"/>
+                <w:lang w:val="en-US"/>
+                <w14:ligatures w14:val="standardContextual"/>
+              </w:rPr>
+              <w:tab/>
+            </w:r>
+            <w:r>
+              <w:rPr>
+                <w:rStyle w:val="Hyperlink"/>
+                <w:noProof/>
+              </w:rPr>
+              <w:t>Implementasi Reinforcement Learning</w:t>
+            </w:r>
+            <w:r>
+              <w:rPr>
+                <w:noProof/>
+                <w:webHidden/>
+              </w:rPr>
+              <w:tab/>
+            </w:r>
+            <w:r>
+              <w:rPr>
+                <w:noProof/>
+                <w:webHidden/>
+              </w:rPr>
+              <w:fldChar w:fldCharType="begin"/>
+            </w:r>
+            <w:r>
+              <w:rPr>
+                <w:noProof/>
+                <w:webHidden/>
+              </w:rPr>
+              <w:instrText xml:space="preserve"> PAGEREF _Toc202422288 \h </w:instrText>
+            </w:r>
+            <w:r>
+              <w:rPr>
+                <w:noProof/>
+                <w:webHidden/>
+              </w:rPr>
+            </w:r>
+            <w:r>
+              <w:rPr>
+                <w:noProof/>
+                <w:webHidden/>
+              </w:rPr>
+              <w:fldChar w:fldCharType="separate"/>
+            </w:r>
+            <w:r>
+              <w:rPr>
+                <w:noProof/>
+                <w:webHidden/>
+              </w:rPr>
+              <w:t>5</w:t>
+            </w:r>
+            <w:r>
+              <w:rPr>
+                <w:noProof/>
+                <w:webHidden/>
+              </w:rPr>
+              <w:fldChar w:fldCharType="end"/>
+            </w:r>
+          </w:hyperlink>
+        </w:p>
+        <w:p>
+          <w:pPr>
+            <w:pStyle w:val="TOC2"/>
+            <w:tabs>
+              <w:tab w:val="left" w:pos="960"/>
+              <w:tab w:val="right" w:leader="dot" w:pos="7927"/>
+            </w:tabs>
+            <w:rPr>
+              <w:rFonts w:asciiTheme="minorHAnsi" w:eastAsiaTheme="minorEastAsia" w:hAnsiTheme="minorHAnsi"/>
+              <w:noProof/>
+              <w:kern w:val="2"/>
+              <w:szCs w:val="24"/>
+              <w:lang w:val="en-US"/>
+              <w14:ligatures w14:val="standardContextual"/>
+            </w:rPr>
+          </w:pPr>
+          <w:hyperlink w:anchor="_Toc202422289" w:history="1">
+            <w:r>
+              <w:rPr>
+                <w:rStyle w:val="Hyperlink"/>
+                <w:noProof/>
+              </w:rPr>
+              <w:t>4.2</w:t>
+            </w:r>
+            <w:r>
+              <w:rPr>
+                <w:rFonts w:asciiTheme="minorHAnsi" w:eastAsiaTheme="minorEastAsia" w:hAnsiTheme="minorHAnsi"/>
+                <w:noProof/>
+                <w:kern w:val="2"/>
+                <w:szCs w:val="24"/>
+                <w:lang w:val="en-US"/>
+                <w14:ligatures w14:val="standardContextual"/>
+              </w:rPr>
+              <w:tab/>
+            </w:r>
+            <w:r>
+              <w:rPr>
+                <w:rStyle w:val="Hyperlink"/>
+                <w:noProof/>
+              </w:rPr>
+              <w:t>Hasil Implementasi</w:t>
+            </w:r>
+            <w:r>
+              <w:rPr>
+                <w:noProof/>
+                <w:webHidden/>
+              </w:rPr>
+              <w:tab/>
+            </w:r>
+            <w:r>
+              <w:rPr>
+                <w:noProof/>
+                <w:webHidden/>
+              </w:rPr>
+              <w:fldChar w:fldCharType="begin"/>
+            </w:r>
+            <w:r>
+              <w:rPr>
+                <w:noProof/>
+                <w:webHidden/>
+              </w:rPr>
+              <w:instrText xml:space="preserve"> PAGEREF _Toc202422289 \h </w:instrText>
+            </w:r>
+            <w:r>
+              <w:rPr>
+                <w:noProof/>
+                <w:webHidden/>
+              </w:rPr>
+            </w:r>
+            <w:r>
+              <w:rPr>
+                <w:noProof/>
+                <w:webHidden/>
+              </w:rPr>
+              <w:fldChar w:fldCharType="separate"/>
+            </w:r>
+            <w:r>
+              <w:rPr>
+                <w:noProof/>
+                <w:webHidden/>
+              </w:rPr>
+              <w:t>5</w:t>
+            </w:r>
+            <w:r>
+              <w:rPr>
+                <w:noProof/>
+                <w:webHidden/>
+              </w:rPr>
+              <w:fldChar w:fldCharType="end"/>
+            </w:r>
+          </w:hyperlink>
+        </w:p>
+        <w:p>
+          <w:pPr>
+            <w:pStyle w:val="TOC3"/>
+            <w:tabs>
+              <w:tab w:val="left" w:pos="1440"/>
+              <w:tab w:val="right" w:leader="dot" w:pos="7927"/>
+            </w:tabs>
+            <w:rPr>
+              <w:rFonts w:asciiTheme="minorHAnsi" w:eastAsiaTheme="minorEastAsia" w:hAnsiTheme="minorHAnsi"/>
+              <w:noProof/>
+              <w:kern w:val="2"/>
+              <w:szCs w:val="24"/>
+              <w:lang w:val="en-US"/>
+              <w14:ligatures w14:val="standardContextual"/>
+            </w:rPr>
+          </w:pPr>
+          <w:hyperlink w:anchor="_Toc202422290" w:history="1">
+            <w:r>
+              <w:rPr>
+                <w:rStyle w:val="Hyperlink"/>
+                <w:noProof/>
+              </w:rPr>
+              <w:t>4.2.1</w:t>
+            </w:r>
+            <w:r>
+              <w:rPr>
+                <w:rFonts w:asciiTheme="minorHAnsi" w:eastAsiaTheme="minorEastAsia" w:hAnsiTheme="minorHAnsi"/>
+                <w:noProof/>
+                <w:kern w:val="2"/>
+                <w:szCs w:val="24"/>
+                <w:lang w:val="en-US"/>
+                <w14:ligatures w14:val="standardContextual"/>
+              </w:rPr>
+              <w:tab/>
+            </w:r>
+            <w:r>
+              <w:rPr>
+                <w:rStyle w:val="Hyperlink"/>
+                <w:noProof/>
+              </w:rPr>
+              <w:t>Hasil Pelatihan Model</w:t>
+            </w:r>
+            <w:r>
+              <w:rPr>
+                <w:noProof/>
+                <w:webHidden/>
+              </w:rPr>
+              <w:tab/>
+            </w:r>
+            <w:r>
+              <w:rPr>
+                <w:noProof/>
+                <w:webHidden/>
+              </w:rPr>
+              <w:fldChar w:fldCharType="begin"/>
+            </w:r>
+            <w:r>
+              <w:rPr>
+                <w:noProof/>
+                <w:webHidden/>
+              </w:rPr>
+              <w:instrText xml:space="preserve"> PAGEREF _Toc202422290 \h </w:instrText>
+            </w:r>
+            <w:r>
+              <w:rPr>
+                <w:noProof/>
+                <w:webHidden/>
+              </w:rPr>
+            </w:r>
+            <w:r>
+              <w:rPr>
+                <w:noProof/>
+                <w:webHidden/>
+              </w:rPr>
+              <w:fldChar w:fldCharType="separate"/>
+            </w:r>
+            <w:r>
+              <w:rPr>
+                <w:noProof/>
+                <w:webHidden/>
+              </w:rPr>
+              <w:t>5</w:t>
+            </w:r>
+            <w:r>
+              <w:rPr>
+                <w:noProof/>
+                <w:webHidden/>
+              </w:rPr>
+              <w:fldChar w:fldCharType="end"/>
+            </w:r>
+          </w:hyperlink>
+        </w:p>
+        <w:p>
+          <w:pPr>
+            <w:pStyle w:val="TOC3"/>
+            <w:tabs>
+              <w:tab w:val="left" w:pos="1440"/>
+              <w:tab w:val="right" w:leader="dot" w:pos="7927"/>
+            </w:tabs>
+            <w:rPr>
+              <w:rFonts w:asciiTheme="minorHAnsi" w:eastAsiaTheme="minorEastAsia" w:hAnsiTheme="minorHAnsi"/>
+              <w:noProof/>
+              <w:kern w:val="2"/>
+              <w:szCs w:val="24"/>
+              <w:lang w:val="en-US"/>
+              <w14:ligatures w14:val="standardContextual"/>
+            </w:rPr>
+          </w:pPr>
+          <w:hyperlink w:anchor="_Toc202422291" w:history="1">
+            <w:r>
+              <w:rPr>
+                <w:rStyle w:val="Hyperlink"/>
+                <w:noProof/>
+              </w:rPr>
+              <w:t>4.2.2</w:t>
+            </w:r>
+            <w:r>
+              <w:rPr>
+                <w:rFonts w:asciiTheme="minorHAnsi" w:eastAsiaTheme="minorEastAsia" w:hAnsiTheme="minorHAnsi"/>
+                <w:noProof/>
+                <w:kern w:val="2"/>
+                <w:szCs w:val="24"/>
+                <w:lang w:val="en-US"/>
+                <w14:ligatures w14:val="standardContextual"/>
+              </w:rPr>
+              <w:tab/>
+            </w:r>
+            <w:r>
+              <w:rPr>
+                <w:rStyle w:val="Hyperlink"/>
+                <w:noProof/>
+              </w:rPr>
+              <w:t>Performa Agen dalam Permainan</w:t>
+            </w:r>
+            <w:r>
+              <w:rPr>
+                <w:noProof/>
+                <w:webHidden/>
+              </w:rPr>
+              <w:tab/>
+            </w:r>
+            <w:r>
+              <w:rPr>
+                <w:noProof/>
+                <w:webHidden/>
+              </w:rPr>
+              <w:fldChar w:fldCharType="begin"/>
+            </w:r>
+            <w:r>
+              <w:rPr>
+                <w:noProof/>
+                <w:webHidden/>
+              </w:rPr>
+              <w:instrText xml:space="preserve"> PAGEREF _Toc202422291 \h </w:instrText>
+            </w:r>
+            <w:r>
+              <w:rPr>
+                <w:noProof/>
+                <w:webHidden/>
+              </w:rPr>
+            </w:r>
+            <w:r>
+              <w:rPr>
+                <w:noProof/>
+                <w:webHidden/>
+              </w:rPr>
+              <w:fldChar w:fldCharType="separate"/>
+            </w:r>
+            <w:r>
+              <w:rPr>
+                <w:noProof/>
+                <w:webHidden/>
+              </w:rPr>
+              <w:t>5</w:t>
+            </w:r>
+            <w:r>
+              <w:rPr>
+                <w:noProof/>
+                <w:webHidden/>
+              </w:rPr>
+              <w:fldChar w:fldCharType="end"/>
+            </w:r>
+          </w:hyperlink>
+        </w:p>
+        <w:p>
+          <w:pPr>
+            <w:pStyle w:val="TOC3"/>
+            <w:tabs>
+              <w:tab w:val="left" w:pos="1440"/>
+              <w:tab w:val="right" w:leader="dot" w:pos="7927"/>
+            </w:tabs>
+            <w:rPr>
+              <w:rFonts w:asciiTheme="minorHAnsi" w:eastAsiaTheme="minorEastAsia" w:hAnsiTheme="minorHAnsi"/>
+              <w:noProof/>
+              <w:kern w:val="2"/>
+              <w:szCs w:val="24"/>
+              <w:lang w:val="en-US"/>
+              <w14:ligatures w14:val="standardContextual"/>
+            </w:rPr>
+          </w:pPr>
+          <w:hyperlink w:anchor="_Toc202422292" w:history="1">
+            <w:r>
+              <w:rPr>
+                <w:rStyle w:val="Hyperlink"/>
+                <w:noProof/>
+              </w:rPr>
+              <w:t>4.2.3</w:t>
+            </w:r>
+            <w:r>
+              <w:rPr>
+                <w:rFonts w:asciiTheme="minorHAnsi" w:eastAsiaTheme="minorEastAsia" w:hAnsiTheme="minorHAnsi"/>
+                <w:noProof/>
+                <w:kern w:val="2"/>
+                <w:szCs w:val="24"/>
+                <w:lang w:val="en-US"/>
+                <w14:ligatures w14:val="standardContextual"/>
+              </w:rPr>
+              <w:tab/>
+            </w:r>
+            <w:r>
+              <w:rPr>
+                <w:rStyle w:val="Hyperlink"/>
+                <w:noProof/>
+              </w:rPr>
+              <w:t>Visualisasi Perilaku Agen</w:t>
+            </w:r>
+            <w:r>
+              <w:rPr>
+                <w:noProof/>
+                <w:webHidden/>
+              </w:rPr>
+              <w:tab/>
+            </w:r>
+            <w:r>
+              <w:rPr>
+                <w:noProof/>
+                <w:webHidden/>
+              </w:rPr>
+              <w:fldChar w:fldCharType="begin"/>
+            </w:r>
+            <w:r>
+              <w:rPr>
+                <w:noProof/>
+                <w:webHidden/>
+              </w:rPr>
+              <w:instrText xml:space="preserve"> PAGEREF _Toc202422292 \h </w:instrText>
+            </w:r>
+            <w:r>
+              <w:rPr>
+                <w:noProof/>
+                <w:webHidden/>
+              </w:rPr>
+            </w:r>
+            <w:r>
+              <w:rPr>
+                <w:noProof/>
+                <w:webHidden/>
+              </w:rPr>
+              <w:fldChar w:fldCharType="separate"/>
+            </w:r>
+            <w:r>
+              <w:rPr>
+                <w:noProof/>
+                <w:webHidden/>
+              </w:rPr>
+              <w:t>5</w:t>
+            </w:r>
+            <w:r>
+              <w:rPr>
+                <w:noProof/>
+                <w:webHidden/>
+              </w:rPr>
+              <w:fldChar w:fldCharType="end"/>
+            </w:r>
+          </w:hyperlink>
+        </w:p>
+        <w:p>
+          <w:pPr>
+            <w:pStyle w:val="TOC2"/>
+            <w:tabs>
+              <w:tab w:val="left" w:pos="960"/>
+              <w:tab w:val="right" w:leader="dot" w:pos="7927"/>
+            </w:tabs>
+            <w:rPr>
+              <w:rFonts w:asciiTheme="minorHAnsi" w:eastAsiaTheme="minorEastAsia" w:hAnsiTheme="minorHAnsi"/>
+              <w:noProof/>
+              <w:kern w:val="2"/>
+              <w:szCs w:val="24"/>
+              <w:lang w:val="en-US"/>
+              <w14:ligatures w14:val="standardContextual"/>
+            </w:rPr>
+          </w:pPr>
+          <w:hyperlink w:anchor="_Toc202422293" w:history="1">
+            <w:r>
+              <w:rPr>
+                <w:rStyle w:val="Hyperlink"/>
+                <w:noProof/>
+              </w:rPr>
+              <w:t>4.3</w:t>
+            </w:r>
+            <w:r>
+              <w:rPr>
+                <w:rFonts w:asciiTheme="minorHAnsi" w:eastAsiaTheme="minorEastAsia" w:hAnsiTheme="minorHAnsi"/>
+                <w:noProof/>
+                <w:kern w:val="2"/>
+                <w:szCs w:val="24"/>
+                <w:lang w:val="en-US"/>
+                <w14:ligatures w14:val="standardContextual"/>
+              </w:rPr>
+              <w:tab/>
+            </w:r>
+            <w:r>
+              <w:rPr>
+                <w:rStyle w:val="Hyperlink"/>
+                <w:noProof/>
+              </w:rPr>
+              <w:t>Evaluasi dan Analisis</w:t>
+            </w:r>
+            <w:r>
+              <w:rPr>
+                <w:noProof/>
+                <w:webHidden/>
+              </w:rPr>
+              <w:tab/>
+            </w:r>
+            <w:r>
+              <w:rPr>
+                <w:noProof/>
+                <w:webHidden/>
+              </w:rPr>
+              <w:fldChar w:fldCharType="begin"/>
+            </w:r>
+            <w:r>
+              <w:rPr>
+                <w:noProof/>
+                <w:webHidden/>
+              </w:rPr>
+              <w:instrText xml:space="preserve"> PAGEREF _Toc202422293 \h </w:instrText>
+            </w:r>
+            <w:r>
+              <w:rPr>
+                <w:noProof/>
+                <w:webHidden/>
+              </w:rPr>
+            </w:r>
+            <w:r>
+              <w:rPr>
+                <w:noProof/>
+                <w:webHidden/>
+              </w:rPr>
+              <w:fldChar w:fldCharType="separate"/>
+            </w:r>
+            <w:r>
+              <w:rPr>
+                <w:noProof/>
+                <w:webHidden/>
+              </w:rPr>
+              <w:t>5</w:t>
+            </w:r>
+            <w:r>
+              <w:rPr>
+                <w:noProof/>
+                <w:webHidden/>
+              </w:rPr>
+              <w:fldChar w:fldCharType="end"/>
+            </w:r>
+          </w:hyperlink>
+        </w:p>
+        <w:p>
+          <w:pPr>
+            <w:pStyle w:val="TOC3"/>
+            <w:tabs>
+              <w:tab w:val="left" w:pos="1440"/>
+              <w:tab w:val="right" w:leader="dot" w:pos="7927"/>
+            </w:tabs>
+            <w:rPr>
+              <w:rFonts w:asciiTheme="minorHAnsi" w:eastAsiaTheme="minorEastAsia" w:hAnsiTheme="minorHAnsi"/>
+              <w:noProof/>
+              <w:kern w:val="2"/>
+              <w:szCs w:val="24"/>
+              <w:lang w:val="en-US"/>
+              <w14:ligatures w14:val="standardContextual"/>
+            </w:rPr>
+          </w:pPr>
+          <w:hyperlink w:anchor="_Toc202422294" w:history="1">
+            <w:r>
+              <w:rPr>
+                <w:rStyle w:val="Hyperlink"/>
+                <w:noProof/>
+              </w:rPr>
+              <w:t>4.3.1</w:t>
+            </w:r>
+            <w:r>
+              <w:rPr>
+                <w:rFonts w:asciiTheme="minorHAnsi" w:eastAsiaTheme="minorEastAsia" w:hAnsiTheme="minorHAnsi"/>
+                <w:noProof/>
+                <w:kern w:val="2"/>
+                <w:szCs w:val="24"/>
+                <w:lang w:val="en-US"/>
+                <w14:ligatures w14:val="standardContextual"/>
+              </w:rPr>
+              <w:tab/>
+            </w:r>
+            <w:r>
+              <w:rPr>
+                <w:rStyle w:val="Hyperlink"/>
+                <w:noProof/>
+              </w:rPr>
+              <w:t>Evaluasi Reward</w:t>
+            </w:r>
+            <w:r>
+              <w:rPr>
+                <w:noProof/>
+                <w:webHidden/>
+              </w:rPr>
+              <w:tab/>
+            </w:r>
+            <w:r>
+              <w:rPr>
+                <w:noProof/>
+                <w:webHidden/>
+              </w:rPr>
+              <w:fldChar w:fldCharType="begin"/>
+            </w:r>
+            <w:r>
+              <w:rPr>
+                <w:noProof/>
+                <w:webHidden/>
+              </w:rPr>
+              <w:instrText xml:space="preserve"> PAGEREF _Toc202422294 \h </w:instrText>
+            </w:r>
+            <w:r>
+              <w:rPr>
+                <w:noProof/>
+                <w:webHidden/>
+              </w:rPr>
+            </w:r>
+            <w:r>
+              <w:rPr>
+                <w:noProof/>
+                <w:webHidden/>
+              </w:rPr>
+              <w:fldChar w:fldCharType="separate"/>
+            </w:r>
+            <w:r>
+              <w:rPr>
+                <w:noProof/>
+                <w:webHidden/>
+              </w:rPr>
+              <w:t>5</w:t>
+            </w:r>
+            <w:r>
+              <w:rPr>
+                <w:noProof/>
+                <w:webHidden/>
+              </w:rPr>
+              <w:fldChar w:fldCharType="end"/>
+            </w:r>
+          </w:hyperlink>
+        </w:p>
+        <w:p>
+          <w:pPr>
+            <w:pStyle w:val="TOC3"/>
+            <w:tabs>
+              <w:tab w:val="left" w:pos="1440"/>
+              <w:tab w:val="right" w:leader="dot" w:pos="7927"/>
+            </w:tabs>
+            <w:rPr>
+              <w:rFonts w:asciiTheme="minorHAnsi" w:eastAsiaTheme="minorEastAsia" w:hAnsiTheme="minorHAnsi"/>
+              <w:noProof/>
+              <w:kern w:val="2"/>
+              <w:szCs w:val="24"/>
+              <w:lang w:val="en-US"/>
+              <w14:ligatures w14:val="standardContextual"/>
+            </w:rPr>
+          </w:pPr>
+          <w:hyperlink w:anchor="_Toc202422295" w:history="1">
+            <w:r>
+              <w:rPr>
+                <w:rStyle w:val="Hyperlink"/>
+                <w:noProof/>
+              </w:rPr>
+              <w:t>4.3.2</w:t>
+            </w:r>
+            <w:r>
+              <w:rPr>
+                <w:rFonts w:asciiTheme="minorHAnsi" w:eastAsiaTheme="minorEastAsia" w:hAnsiTheme="minorHAnsi"/>
+                <w:noProof/>
+                <w:kern w:val="2"/>
+                <w:szCs w:val="24"/>
+                <w:lang w:val="en-US"/>
+                <w14:ligatures w14:val="standardContextual"/>
+              </w:rPr>
+              <w:tab/>
+            </w:r>
+            <w:r>
+              <w:rPr>
+                <w:rStyle w:val="Hyperlink"/>
+                <w:noProof/>
+              </w:rPr>
+              <w:t>Pengaruh Parameter Terhadap Kinerja</w:t>
+            </w:r>
+            <w:r>
+              <w:rPr>
+                <w:noProof/>
+                <w:webHidden/>
+              </w:rPr>
+              <w:tab/>
+            </w:r>
+            <w:r>
+              <w:rPr>
+                <w:noProof/>
+                <w:webHidden/>
+              </w:rPr>
+              <w:fldChar w:fldCharType="begin"/>
+            </w:r>
+            <w:r>
+              <w:rPr>
+                <w:noProof/>
+                <w:webHidden/>
+              </w:rPr>
+              <w:instrText xml:space="preserve"> PAGEREF _Toc202422295 \h </w:instrText>
+            </w:r>
+            <w:r>
+              <w:rPr>
+                <w:noProof/>
+                <w:webHidden/>
+              </w:rPr>
+            </w:r>
+            <w:r>
+              <w:rPr>
+                <w:noProof/>
+                <w:webHidden/>
+              </w:rPr>
+              <w:fldChar w:fldCharType="separate"/>
+            </w:r>
+            <w:r>
+              <w:rPr>
+                <w:noProof/>
+                <w:webHidden/>
+              </w:rPr>
+              <w:t>5</w:t>
+            </w:r>
+            <w:r>
+              <w:rPr>
+                <w:noProof/>
+                <w:webHidden/>
+              </w:rPr>
+              <w:fldChar w:fldCharType="end"/>
+            </w:r>
+          </w:hyperlink>
+        </w:p>
+        <w:p>
+          <w:pPr>
+            <w:pStyle w:val="TOC2"/>
+            <w:tabs>
+              <w:tab w:val="left" w:pos="960"/>
+              <w:tab w:val="right" w:leader="dot" w:pos="7927"/>
+            </w:tabs>
+            <w:rPr>
+              <w:rFonts w:asciiTheme="minorHAnsi" w:eastAsiaTheme="minorEastAsia" w:hAnsiTheme="minorHAnsi"/>
+              <w:noProof/>
+              <w:kern w:val="2"/>
+              <w:szCs w:val="24"/>
+              <w:lang w:val="en-US"/>
+              <w14:ligatures w14:val="standardContextual"/>
+            </w:rPr>
+          </w:pPr>
+          <w:hyperlink w:anchor="_Toc202422296" w:history="1">
+            <w:r>
+              <w:rPr>
+                <w:rStyle w:val="Hyperlink"/>
+                <w:noProof/>
+              </w:rPr>
+              <w:t>4.4</w:t>
+            </w:r>
+            <w:r>
+              <w:rPr>
+                <w:rFonts w:asciiTheme="minorHAnsi" w:eastAsiaTheme="minorEastAsia" w:hAnsiTheme="minorHAnsi"/>
+                <w:noProof/>
+                <w:kern w:val="2"/>
+                <w:szCs w:val="24"/>
+                <w:lang w:val="en-US"/>
+                <w14:ligatures w14:val="standardContextual"/>
+              </w:rPr>
+              <w:tab/>
+            </w:r>
+            <w:r>
+              <w:rPr>
+                <w:rStyle w:val="Hyperlink"/>
+                <w:noProof/>
+              </w:rPr>
+              <w:t>Perbandingan Kinerja</w:t>
+            </w:r>
+            <w:r>
+              <w:rPr>
+                <w:noProof/>
+                <w:webHidden/>
+              </w:rPr>
+              <w:tab/>
+            </w:r>
+            <w:r>
+              <w:rPr>
+                <w:noProof/>
+                <w:webHidden/>
+              </w:rPr>
+              <w:fldChar w:fldCharType="begin"/>
+            </w:r>
+            <w:r>
+              <w:rPr>
+                <w:noProof/>
+                <w:webHidden/>
+              </w:rPr>
+              <w:instrText xml:space="preserve"> PAGEREF _Toc202422296 \h </w:instrText>
+            </w:r>
+            <w:r>
+              <w:rPr>
+                <w:noProof/>
+                <w:webHidden/>
+              </w:rPr>
+            </w:r>
+            <w:r>
+              <w:rPr>
+                <w:noProof/>
+                <w:webHidden/>
+              </w:rPr>
+              <w:fldChar w:fldCharType="separate"/>
+            </w:r>
+            <w:r>
+              <w:rPr>
+                <w:noProof/>
+                <w:webHidden/>
+              </w:rPr>
+              <w:t>5</w:t>
+            </w:r>
+            <w:r>
+              <w:rPr>
+                <w:noProof/>
+                <w:webHidden/>
+              </w:rPr>
+              <w:fldChar w:fldCharType="end"/>
+            </w:r>
+          </w:hyperlink>
+        </w:p>
+        <w:p>
+          <w:pPr>
+            <w:pStyle w:val="TOC1"/>
+            <w:tabs>
+              <w:tab w:val="right" w:leader="dot" w:pos="7927"/>
+            </w:tabs>
+            <w:rPr>
+              <w:rFonts w:asciiTheme="minorHAnsi" w:eastAsiaTheme="minorEastAsia" w:hAnsiTheme="minorHAnsi"/>
+              <w:noProof/>
+              <w:kern w:val="2"/>
+              <w:szCs w:val="24"/>
+              <w:lang w:val="en-US"/>
+              <w14:ligatures w14:val="standardContextual"/>
+            </w:rPr>
+          </w:pPr>
+          <w:hyperlink w:anchor="_Toc202422297" w:history="1">
+            <w:r>
+              <w:rPr>
+                <w:rStyle w:val="Hyperlink"/>
+                <w:noProof/>
+              </w:rPr>
+              <w:t>BAB 5 KESIMPULAN</w:t>
+            </w:r>
+            <w:r>
+              <w:rPr>
+                <w:noProof/>
+                <w:webHidden/>
+              </w:rPr>
+              <w:tab/>
+            </w:r>
+            <w:r>
+              <w:rPr>
+                <w:noProof/>
+                <w:webHidden/>
+              </w:rPr>
+              <w:fldChar w:fldCharType="begin"/>
+            </w:r>
+            <w:r>
+              <w:rPr>
+                <w:noProof/>
+                <w:webHidden/>
+              </w:rPr>
+              <w:instrText xml:space="preserve"> PAGEREF _Toc202422297 \h </w:instrText>
+            </w:r>
+            <w:r>
+              <w:rPr>
+                <w:noProof/>
+                <w:webHidden/>
+              </w:rPr>
+            </w:r>
+            <w:r>
+              <w:rPr>
+                <w:noProof/>
+                <w:webHidden/>
+              </w:rPr>
+              <w:fldChar w:fldCharType="separate"/>
+            </w:r>
+            <w:r>
+              <w:rPr>
+                <w:noProof/>
+                <w:webHidden/>
+              </w:rPr>
+              <w:t>6</w:t>
+            </w:r>
+            <w:r>
+              <w:rPr>
+                <w:noProof/>
+                <w:webHidden/>
+              </w:rPr>
+              <w:fldChar w:fldCharType="end"/>
+            </w:r>
+          </w:hyperlink>
+        </w:p>
+        <w:p>
+          <w:pPr>
+            <w:pStyle w:val="TOC2"/>
+            <w:tabs>
+              <w:tab w:val="left" w:pos="960"/>
+              <w:tab w:val="right" w:leader="dot" w:pos="7927"/>
+            </w:tabs>
+            <w:rPr>
+              <w:rFonts w:asciiTheme="minorHAnsi" w:eastAsiaTheme="minorEastAsia" w:hAnsiTheme="minorHAnsi"/>
+              <w:noProof/>
+              <w:kern w:val="2"/>
+              <w:szCs w:val="24"/>
+              <w:lang w:val="en-US"/>
+              <w14:ligatures w14:val="standardContextual"/>
+            </w:rPr>
+          </w:pPr>
+          <w:hyperlink w:anchor="_Toc202422298" w:history="1">
+            <w:r>
+              <w:rPr>
+                <w:rStyle w:val="Hyperlink"/>
+                <w:noProof/>
+              </w:rPr>
+              <w:t>5.1</w:t>
+            </w:r>
+            <w:r>
+              <w:rPr>
+                <w:rFonts w:asciiTheme="minorHAnsi" w:eastAsiaTheme="minorEastAsia" w:hAnsiTheme="minorHAnsi"/>
+                <w:noProof/>
+                <w:kern w:val="2"/>
+                <w:szCs w:val="24"/>
+                <w:lang w:val="en-US"/>
+                <w14:ligatures w14:val="standardContextual"/>
+              </w:rPr>
+              <w:tab/>
+            </w:r>
+            <w:r>
+              <w:rPr>
+                <w:rStyle w:val="Hyperlink"/>
+                <w:noProof/>
+              </w:rPr>
+              <w:t>Kesimpulan</w:t>
+            </w:r>
+            <w:r>
+              <w:rPr>
+                <w:noProof/>
+                <w:webHidden/>
+              </w:rPr>
+              <w:tab/>
+            </w:r>
+            <w:r>
+              <w:rPr>
+                <w:noProof/>
+                <w:webHidden/>
+              </w:rPr>
+              <w:fldChar w:fldCharType="begin"/>
+            </w:r>
+            <w:r>
+              <w:rPr>
+                <w:noProof/>
+                <w:webHidden/>
+              </w:rPr>
+              <w:instrText xml:space="preserve"> PAGEREF _Toc202422298 \h </w:instrText>
+            </w:r>
+            <w:r>
+              <w:rPr>
+                <w:noProof/>
+                <w:webHidden/>
+              </w:rPr>
+            </w:r>
+            <w:r>
+              <w:rPr>
+                <w:noProof/>
+                <w:webHidden/>
+              </w:rPr>
+              <w:fldChar w:fldCharType="separate"/>
+            </w:r>
+            <w:r>
+              <w:rPr>
+                <w:noProof/>
+                <w:webHidden/>
+              </w:rPr>
+              <w:t>6</w:t>
+            </w:r>
+            <w:r>
+              <w:rPr>
+                <w:noProof/>
+                <w:webHidden/>
+              </w:rPr>
+              <w:fldChar w:fldCharType="end"/>
+            </w:r>
+          </w:hyperlink>
+        </w:p>
+        <w:p>
+          <w:pPr>
+            <w:pStyle w:val="TOC2"/>
+            <w:tabs>
+              <w:tab w:val="left" w:pos="960"/>
+              <w:tab w:val="right" w:leader="dot" w:pos="7927"/>
+            </w:tabs>
+            <w:rPr>
+              <w:rFonts w:asciiTheme="minorHAnsi" w:eastAsiaTheme="minorEastAsia" w:hAnsiTheme="minorHAnsi"/>
+              <w:noProof/>
+              <w:kern w:val="2"/>
+              <w:szCs w:val="24"/>
+              <w:lang w:val="en-US"/>
+              <w14:ligatures w14:val="standardContextual"/>
+            </w:rPr>
+          </w:pPr>
+          <w:hyperlink w:anchor="_Toc202422299" w:history="1">
+            <w:r>
+              <w:rPr>
+                <w:rStyle w:val="Hyperlink"/>
+                <w:noProof/>
+              </w:rPr>
+              <w:t>5.2</w:t>
+            </w:r>
+            <w:r>
+              <w:rPr>
+                <w:rFonts w:asciiTheme="minorHAnsi" w:eastAsiaTheme="minorEastAsia" w:hAnsiTheme="minorHAnsi"/>
+                <w:noProof/>
+                <w:kern w:val="2"/>
+                <w:szCs w:val="24"/>
+                <w:lang w:val="en-US"/>
+                <w14:ligatures w14:val="standardContextual"/>
+              </w:rPr>
+              <w:tab/>
+            </w:r>
+            <w:r>
+              <w:rPr>
+                <w:rStyle w:val="Hyperlink"/>
+                <w:noProof/>
+              </w:rPr>
+              <w:t>Saran</w:t>
+            </w:r>
+            <w:r>
+              <w:rPr>
+                <w:noProof/>
+                <w:webHidden/>
+              </w:rPr>
+              <w:tab/>
+            </w:r>
+            <w:r>
+              <w:rPr>
+                <w:noProof/>
+                <w:webHidden/>
+              </w:rPr>
+              <w:fldChar w:fldCharType="begin"/>
+            </w:r>
+            <w:r>
+              <w:rPr>
+                <w:noProof/>
+                <w:webHidden/>
+              </w:rPr>
+              <w:instrText xml:space="preserve"> PAGEREF _Toc202422299 \h </w:instrText>
+            </w:r>
+            <w:r>
+              <w:rPr>
+                <w:noProof/>
+                <w:webHidden/>
+              </w:rPr>
+            </w:r>
+            <w:r>
+              <w:rPr>
+                <w:noProof/>
+                <w:webHidden/>
+              </w:rPr>
+              <w:fldChar w:fldCharType="separate"/>
+            </w:r>
+            <w:r>
+              <w:rPr>
+                <w:noProof/>
+                <w:webHidden/>
+              </w:rPr>
+              <w:t>6</w:t>
+            </w:r>
+            <w:r>
+              <w:rPr>
+                <w:noProof/>
+                <w:webHidden/>
+              </w:rPr>
+              <w:fldChar w:fldCharType="end"/>
+            </w:r>
+          </w:hyperlink>
+        </w:p>
+        <w:p>
+          <w:pPr>
+            <w:pStyle w:val="TOC1"/>
+            <w:tabs>
+              <w:tab w:val="right" w:leader="dot" w:pos="7927"/>
+            </w:tabs>
+            <w:rPr>
+              <w:rFonts w:asciiTheme="minorHAnsi" w:eastAsiaTheme="minorEastAsia" w:hAnsiTheme="minorHAnsi"/>
+              <w:noProof/>
+              <w:kern w:val="2"/>
+              <w:szCs w:val="24"/>
+              <w:lang w:val="en-US"/>
+              <w14:ligatures w14:val="standardContextual"/>
+            </w:rPr>
+          </w:pPr>
+          <w:hyperlink w:anchor="_Toc202422300" w:history="1">
+            <w:r>
+              <w:rPr>
+                <w:rStyle w:val="Hyperlink"/>
+                <w:noProof/>
+              </w:rPr>
+              <w:t>DAFTAR PUSTAKA</w:t>
+            </w:r>
+            <w:r>
+              <w:rPr>
+                <w:noProof/>
+                <w:webHidden/>
+              </w:rPr>
+              <w:tab/>
+            </w:r>
+            <w:r>
+              <w:rPr>
+                <w:noProof/>
+                <w:webHidden/>
+              </w:rPr>
+              <w:fldChar w:fldCharType="begin"/>
+            </w:r>
+            <w:r>
+              <w:rPr>
+                <w:noProof/>
+                <w:webHidden/>
+              </w:rPr>
+              <w:instrText xml:space="preserve"> PAGEREF _Toc202422300 \h </w:instrText>
+            </w:r>
+            <w:r>
+              <w:rPr>
+                <w:noProof/>
+                <w:webHidden/>
+              </w:rPr>
+            </w:r>
+            <w:r>
+              <w:rPr>
+                <w:noProof/>
+                <w:webHidden/>
+              </w:rPr>
+              <w:fldChar w:fldCharType="separate"/>
+            </w:r>
+            <w:r>
+              <w:rPr>
+                <w:noProof/>
+                <w:webHidden/>
+              </w:rPr>
+              <w:t>7</w:t>
+            </w:r>
+            <w:r>
+              <w:rPr>
+                <w:noProof/>
+                <w:webHidden/>
+              </w:rPr>
+              <w:fldChar w:fldCharType="end"/>
+            </w:r>
+          </w:hyperlink>
+        </w:p>
+        <w:p>
+          <w:pPr>
+            <w:pStyle w:val="TOC1"/>
+            <w:tabs>
+              <w:tab w:val="right" w:leader="dot" w:pos="7927"/>
+            </w:tabs>
+            <w:rPr>
+              <w:rFonts w:asciiTheme="minorHAnsi" w:eastAsiaTheme="minorEastAsia" w:hAnsiTheme="minorHAnsi"/>
+              <w:noProof/>
+              <w:kern w:val="2"/>
+              <w:szCs w:val="24"/>
+              <w:lang w:val="en-US"/>
+              <w14:ligatures w14:val="standardContextual"/>
+            </w:rPr>
+          </w:pPr>
+          <w:hyperlink w:anchor="_Toc202422301" w:history="1">
+            <w:r>
+              <w:rPr>
+                <w:rStyle w:val="Hyperlink"/>
+                <w:noProof/>
+              </w:rPr>
+              <w:t>LAMPIRAN</w:t>
+            </w:r>
+            <w:r>
+              <w:rPr>
+                <w:noProof/>
+                <w:webHidden/>
+              </w:rPr>
+              <w:tab/>
+            </w:r>
+            <w:r>
+              <w:rPr>
+                <w:noProof/>
+                <w:webHidden/>
+              </w:rPr>
+              <w:fldChar w:fldCharType="begin"/>
+            </w:r>
+            <w:r>
+              <w:rPr>
+                <w:noProof/>
+                <w:webHidden/>
+              </w:rPr>
+              <w:instrText xml:space="preserve"> PAGEREF _Toc202422301 \h </w:instrText>
+            </w:r>
+            <w:r>
+              <w:rPr>
+                <w:noProof/>
+                <w:webHidden/>
+              </w:rPr>
+            </w:r>
+            <w:r>
+              <w:rPr>
+                <w:noProof/>
+                <w:webHidden/>
+              </w:rPr>
+              <w:fldChar w:fldCharType="separate"/>
+            </w:r>
+            <w:r>
+              <w:rPr>
+                <w:noProof/>
+                <w:webHidden/>
+              </w:rPr>
+              <w:t>8</w:t>
             </w:r>
             <w:r>
               <w:rPr>
@@ -7355,7 +8586,7 @@
         <w:ind w:left="864"/>
       </w:pPr>
       <w:bookmarkStart w:id="28" w:name="_Toc200341751"/>
-      <w:bookmarkStart w:id="29" w:name="_Toc202277875"/>
+      <w:bookmarkStart w:id="29" w:name="_Toc202422259"/>
       <w:r>
         <w:lastRenderedPageBreak/>
         <w:t>DAFTAR GAMBAR</w:t>
@@ -8037,7 +9268,7 @@
         <w:ind w:left="864"/>
       </w:pPr>
       <w:bookmarkStart w:id="30" w:name="_Toc200341752"/>
-      <w:bookmarkStart w:id="31" w:name="_Toc202277876"/>
+      <w:bookmarkStart w:id="31" w:name="_Toc202422260"/>
       <w:r>
         <w:lastRenderedPageBreak/>
         <w:t>DAFTAR TABEL</w:t>
@@ -8258,7 +9489,7 @@
         <w:lastRenderedPageBreak/>
         <w:br/>
       </w:r>
-      <w:bookmarkStart w:id="33" w:name="_Toc202277877"/>
+      <w:bookmarkStart w:id="33" w:name="_Toc202422261"/>
       <w:r>
         <w:t>PENDAHULUAN</w:t>
       </w:r>
@@ -8268,89 +9499,756 @@
     <w:p/>
     <w:p>
       <w:pPr>
+        <w:ind w:firstLine="576"/>
+      </w:pPr>
+      <w:r>
+        <w:t>Penelitian ini berfokus pada penerapan Artificial Intelligence (AI) dalam permainan Snake dengan menggunakan metode Reinforcement Learning. Permainan Snake dipilih karena strukturnya yang sederhana namun cukup kompleks untuk dijadikan lingkungan pembelajaran bagi agen cerdas. Penelitian ini bertujuan untuk menguji efektivitas metode tersebut dalam mengembangkan agen yang adaptif, serta memberikan gambaran mengenai potensi penerapan AI pada gim klasik sebagai media pembelajaran dan eksperimen algoritma pembelajaran mesin.</w:t>
+      </w:r>
+    </w:p>
+    <w:p>
+      <w:pPr>
+        <w:ind w:firstLine="576"/>
+      </w:pPr>
+      <w:r>
+        <w:t>Pada bab ini menjelaskan mengenai pendahuluan dari penelitian yang terdiri dari latar belakang, rumusan masalah, tujuan, manfaat dari dilakukannya penelitian ini.</w:t>
+      </w:r>
+    </w:p>
+    <w:p>
+      <w:pPr>
+        <w:pStyle w:val="Heading2"/>
+      </w:pPr>
+      <w:bookmarkStart w:id="34" w:name="_Toc202422262"/>
+      <w:r>
+        <w:t>Latar Belakang</w:t>
+      </w:r>
+      <w:bookmarkEnd w:id="34"/>
+    </w:p>
+    <w:p>
+      <w:pPr>
+        <w:spacing w:after="0"/>
+        <w:ind w:firstLine="576"/>
+        <w:rPr>
+          <w:rFonts w:cs="Times New Roman"/>
+        </w:rPr>
+      </w:pPr>
+      <w:r>
+        <w:rPr>
+          <w:rFonts w:cs="Times New Roman"/>
+          <w:i/>
+          <w:iCs/>
+        </w:rPr>
+        <w:t>Artificial intelligence</w:t>
+      </w:r>
+      <w:r>
+        <w:rPr>
+          <w:rFonts w:cs="Times New Roman"/>
+          <w:i/>
+          <w:iCs/>
+        </w:rPr>
+        <w:t xml:space="preserve"> </w:t>
+      </w:r>
+      <w:r>
+        <w:rPr>
+          <w:rFonts w:cs="Times New Roman"/>
+        </w:rPr>
+        <w:t xml:space="preserve">(AI) merupakan sebuah istilah yang sering digaungkan akhir-akhir ini. Salah satu penyebabnya adalah saat ChatGPT dirilis oleh OpenAI pada November 2022. Sejak saat itu banyak produk-produk AI lain mulai bermunculan. Metode </w:t>
+      </w:r>
+      <w:r>
+        <w:rPr>
+          <w:rFonts w:cs="Times New Roman"/>
+          <w:i/>
+          <w:iCs/>
+        </w:rPr>
+        <w:t>Deep Learning</w:t>
+      </w:r>
+      <w:r>
+        <w:rPr>
+          <w:rFonts w:cs="Times New Roman"/>
+        </w:rPr>
+        <w:t xml:space="preserve"> (DL), </w:t>
+      </w:r>
+      <w:r>
+        <w:rPr>
+          <w:rFonts w:cs="Times New Roman"/>
+          <w:i/>
+          <w:iCs/>
+        </w:rPr>
+        <w:t xml:space="preserve">Natural Language Processing </w:t>
+      </w:r>
+      <w:r>
+        <w:rPr>
+          <w:rFonts w:cs="Times New Roman"/>
+        </w:rPr>
+        <w:t xml:space="preserve">(NLP), </w:t>
+      </w:r>
+      <w:r>
+        <w:rPr>
+          <w:rFonts w:cs="Times New Roman"/>
+          <w:i/>
+          <w:iCs/>
+        </w:rPr>
+        <w:t xml:space="preserve">Computer Vision </w:t>
+      </w:r>
+      <w:r>
+        <w:rPr>
+          <w:rFonts w:cs="Times New Roman"/>
+        </w:rPr>
+        <w:t xml:space="preserve">banyak digunakan oleh perusahan penghasil AI. AI sendiri sebenarnya bukanlah sesuatu yang baru. Gagasan mengenai AI ini ditemukan pada tahun 1956, tetapi karena keterbatasan kala itu membuat gagasan AI ini menjadi sesuatu yang diremehkan oleh sebagian besar orang. Saat ini AI dibuat dengan tiga cara yaitu </w:t>
+      </w:r>
+      <w:r>
+        <w:rPr>
+          <w:rFonts w:cs="Times New Roman"/>
+          <w:i/>
+          <w:iCs/>
+        </w:rPr>
+        <w:t>Supervised Learning, Unsupervised Learning</w:t>
+      </w:r>
+      <w:r>
+        <w:rPr>
+          <w:rFonts w:cs="Times New Roman"/>
+        </w:rPr>
+        <w:t xml:space="preserve">, dan </w:t>
+      </w:r>
+      <w:r>
+        <w:rPr>
+          <w:rFonts w:cs="Times New Roman"/>
+          <w:i/>
+          <w:iCs/>
+        </w:rPr>
+        <w:t>Reinforcement Learning</w:t>
+      </w:r>
+      <w:r>
+        <w:rPr>
+          <w:rFonts w:cs="Times New Roman"/>
+        </w:rPr>
+        <w:t xml:space="preserve">. </w:t>
+      </w:r>
+    </w:p>
+    <w:p>
+      <w:pPr>
+        <w:spacing w:after="0"/>
+        <w:rPr>
+          <w:rFonts w:cs="Times New Roman"/>
+        </w:rPr>
+      </w:pPr>
+      <w:r>
+        <w:rPr>
+          <w:rFonts w:cs="Times New Roman"/>
+        </w:rPr>
+        <w:tab/>
+        <w:t xml:space="preserve">Perkembangan teknologi komputer dan </w:t>
+      </w:r>
+      <w:r>
+        <w:rPr>
+          <w:rFonts w:cs="Times New Roman"/>
+          <w:i/>
+          <w:iCs/>
+        </w:rPr>
+        <w:t>Artificial Intelligence</w:t>
+      </w:r>
+      <w:r>
+        <w:rPr>
+          <w:rFonts w:cs="Times New Roman"/>
+        </w:rPr>
+        <w:t xml:space="preserve"> </w:t>
+      </w:r>
+      <w:r>
+        <w:rPr>
+          <w:rFonts w:cs="Times New Roman"/>
+        </w:rPr>
+        <w:t xml:space="preserve">(AI) telah mengalami kemajuan yang pesat dalam beberapa tahun terakhir. Salah satu cabang AI yang mendapatkan perhatian khusus adalah cabang </w:t>
+      </w:r>
+      <w:r>
+        <w:rPr>
+          <w:rFonts w:cs="Times New Roman"/>
+          <w:i/>
+          <w:iCs/>
+        </w:rPr>
+        <w:t>Machine Learning</w:t>
+      </w:r>
+      <w:r>
+        <w:rPr>
+          <w:rFonts w:cs="Times New Roman"/>
+        </w:rPr>
+        <w:t xml:space="preserve"> (ML). Cabang ini mencakup beragam metode dan algoritma yang mengajarkan komputer untuk cara untuk mengambil keputusan dan tindakan. Dari beragam model </w:t>
+      </w:r>
+      <w:r>
+        <w:rPr>
+          <w:rFonts w:cs="Times New Roman"/>
+          <w:i/>
+          <w:iCs/>
+        </w:rPr>
+        <w:t xml:space="preserve">Machine </w:t>
+      </w:r>
+      <w:r>
+        <w:rPr>
+          <w:rFonts w:cs="Times New Roman"/>
+          <w:i/>
+          <w:iCs/>
+        </w:rPr>
+        <w:lastRenderedPageBreak/>
+        <w:t>Learnin</w:t>
+      </w:r>
+      <w:r>
+        <w:rPr>
+          <w:rFonts w:cs="Times New Roman"/>
+          <w:i/>
+          <w:iCs/>
+        </w:rPr>
+        <w:t xml:space="preserve">g, </w:t>
+      </w:r>
+      <w:r>
+        <w:rPr>
+          <w:rFonts w:cs="Times New Roman"/>
+          <w:i/>
+          <w:iCs/>
+        </w:rPr>
+        <w:t>Reinforcement Learning</w:t>
+      </w:r>
+      <w:r>
+        <w:rPr>
+          <w:rFonts w:cs="Times New Roman"/>
+          <w:i/>
+          <w:iCs/>
+        </w:rPr>
+        <w:t xml:space="preserve"> </w:t>
+      </w:r>
+      <w:r>
+        <w:rPr>
+          <w:rFonts w:cs="Times New Roman"/>
+        </w:rPr>
+        <w:t xml:space="preserve">(RL) cukup menonjol sebagai teknik yang menjanjikan untuk aplikasi di lingkungan yang dinamis dan kompleks. Dalam model ini sebuah agen belajar melalui interaksinya dengan lingkungan untuk memaksimalkan sebuah </w:t>
+      </w:r>
+      <w:r>
+        <w:rPr>
+          <w:rFonts w:cs="Times New Roman"/>
+          <w:i/>
+          <w:iCs/>
+        </w:rPr>
+        <w:t>reward</w:t>
+      </w:r>
+      <w:r>
+        <w:rPr>
+          <w:rFonts w:cs="Times New Roman"/>
+        </w:rPr>
+        <w:t xml:space="preserve">. </w:t>
+      </w:r>
+    </w:p>
+    <w:p>
+      <w:pPr>
+        <w:spacing w:after="0"/>
+        <w:rPr>
+          <w:rFonts w:cs="Times New Roman"/>
+        </w:rPr>
+      </w:pPr>
+      <w:r>
+        <w:rPr>
+          <w:rFonts w:cs="Times New Roman"/>
+        </w:rPr>
+        <w:tab/>
+        <w:t>Permainan “</w:t>
+      </w:r>
+      <w:r>
+        <w:rPr>
+          <w:rFonts w:cs="Times New Roman"/>
+          <w:i/>
+        </w:rPr>
+        <w:t>Snake</w:t>
+      </w:r>
+      <w:r>
+        <w:rPr>
+          <w:rFonts w:cs="Times New Roman"/>
+        </w:rPr>
+        <w:t xml:space="preserve">” adalah sebuah gim klasik yang ideal untuk mengembangkan algoritma </w:t>
+      </w:r>
+      <w:r>
+        <w:rPr>
+          <w:rFonts w:cs="Times New Roman"/>
+          <w:i/>
+          <w:iCs/>
+        </w:rPr>
+        <w:t>Reinforcement Learning</w:t>
+      </w:r>
+      <w:r>
+        <w:rPr>
+          <w:rFonts w:cs="Times New Roman"/>
+        </w:rPr>
+        <w:t xml:space="preserve"> (RL) karena kesederhanaan dan tantangan pada gim ini. Dalam gim ini, agen (</w:t>
+      </w:r>
+      <w:r>
+        <w:rPr>
+          <w:rFonts w:cs="Times New Roman"/>
+          <w:i/>
+          <w:iCs/>
+        </w:rPr>
+        <w:t>Snake</w:t>
+      </w:r>
+      <w:r>
+        <w:rPr>
+          <w:rFonts w:cs="Times New Roman"/>
+        </w:rPr>
+        <w:t xml:space="preserve">) diharuskan untuk mencari dan mendapatkan makanan yang muncul secara acak sembari menghindari agar tidak tertabrak dinding atau diri agen sendiri yang selalu bertumbuh setiap memakan sebuah makanan. Penerapan AI pada gim </w:t>
+      </w:r>
+      <w:r>
+        <w:rPr>
+          <w:rFonts w:cs="Times New Roman"/>
+          <w:i/>
+        </w:rPr>
+        <w:t>Snake</w:t>
+      </w:r>
+      <w:r>
+        <w:rPr>
+          <w:rFonts w:cs="Times New Roman"/>
+        </w:rPr>
+        <w:t xml:space="preserve"> menggunakan teknik RL memberikan beberapa kemungkinan, termasuk sebagai platform yang dapat diskalakan untuk menguji algoritma </w:t>
+      </w:r>
+      <w:r>
+        <w:rPr>
+          <w:rFonts w:cs="Times New Roman"/>
+          <w:i/>
+          <w:iCs/>
+        </w:rPr>
+        <w:t>Reinforcement Learning</w:t>
+      </w:r>
+      <w:r>
+        <w:rPr>
+          <w:rFonts w:cs="Times New Roman"/>
+        </w:rPr>
+        <w:t xml:space="preserve"> dalam lingkungan yang terkendali dan dinamis. Aplikasi ini juga dapat disesuaikan dengan bidang lainnya seperti robotika dan navigasi. Gim ini memungkinkan proses pembelajaran dan adaptasi agen AI divisualisasikan dengan jelas. Hal ini memberikan wawasan penting tentang bagaimana algoritma </w:t>
+      </w:r>
+      <w:r>
+        <w:rPr>
+          <w:rFonts w:cs="Times New Roman"/>
+          <w:i/>
+          <w:iCs/>
+        </w:rPr>
+        <w:t>Reinforcement Learning</w:t>
+      </w:r>
+      <w:r>
+        <w:rPr>
+          <w:rFonts w:cs="Times New Roman"/>
+        </w:rPr>
+        <w:t xml:space="preserve"> belajar dari pengalaman.</w:t>
+      </w:r>
+    </w:p>
+    <w:p>
+      <w:pPr>
+        <w:spacing w:after="0"/>
         <w:ind w:firstLine="720"/>
-      </w:pPr>
-      <w:r>
-        <w:t>Penelitian ini berfokus pada penerapan Artificial Intelligence (AI) dalam permainan Snake dengan menggunakan metode Reinforcement Learning. Permainan Snake dipilih karena strukturnya yang sederhana namun cukup kompleks untuk dijadikan lingkungan pembelajaran bagi agen cerdas. Penelitian ini bertujuan untuk menguji efektivitas metode tersebut dalam mengembangkan agen yang adaptif, serta memberikan gambaran mengenai potensi penerapan AI pada gim klasik sebagai media pembelajaran dan eksperimen algoritma pembelajaran mesin.</w:t>
-      </w:r>
-    </w:p>
-    <w:p>
-      <w:pPr>
-        <w:ind w:firstLine="720"/>
-      </w:pPr>
-      <w:r>
-        <w:t>Pada bab ini menjelaskan mengenai pendahuluan dari penelitian yang terdiri dari latar belakang, rumusan masalah, tujuan, manfaat dari dilakukannya penelitian ini.</w:t>
-      </w:r>
-    </w:p>
-    <w:p>
-      <w:pPr>
-        <w:pStyle w:val="Heading2"/>
-      </w:pPr>
-      <w:bookmarkStart w:id="34" w:name="_Toc202277878"/>
-      <w:r>
-        <w:t>Latar Belakang</w:t>
-      </w:r>
-      <w:bookmarkEnd w:id="34"/>
-    </w:p>
-    <w:p/>
-    <w:p>
-      <w:pPr>
-        <w:pStyle w:val="Heading2"/>
-      </w:pPr>
-      <w:bookmarkStart w:id="35" w:name="_Toc202277879"/>
-      <w:r>
-        <w:t>Rumusan Masalah</w:t>
-      </w:r>
-      <w:bookmarkEnd w:id="35"/>
-    </w:p>
-    <w:p/>
-    <w:p>
-      <w:pPr>
-        <w:pStyle w:val="Heading2"/>
-      </w:pPr>
-      <w:bookmarkStart w:id="36" w:name="_Toc202277880"/>
-      <w:r>
-        <w:t>Tujuan Penelitian</w:t>
-      </w:r>
-      <w:bookmarkEnd w:id="36"/>
-    </w:p>
-    <w:p/>
-    <w:p>
-      <w:pPr>
-        <w:pStyle w:val="Heading2"/>
-      </w:pPr>
-      <w:bookmarkStart w:id="37" w:name="_Toc202277881"/>
-      <w:r>
-        <w:t>Batasan Penelitian</w:t>
-      </w:r>
-      <w:bookmarkEnd w:id="37"/>
-    </w:p>
-    <w:p/>
-    <w:p>
-      <w:pPr>
-        <w:pStyle w:val="Heading2"/>
-      </w:pPr>
-      <w:bookmarkStart w:id="38" w:name="_Toc202277882"/>
-      <w:r>
-        <w:t>Manfaat Penelitian</w:t>
-      </w:r>
-      <w:bookmarkEnd w:id="38"/>
-    </w:p>
-    <w:p/>
-    <w:p>
-      <w:pPr>
-        <w:pStyle w:val="Heading2"/>
-      </w:pPr>
-      <w:bookmarkStart w:id="39" w:name="_Toc202277883"/>
-      <w:r>
-        <w:t>Kerangka Penelitian</w:t>
-      </w:r>
-      <w:bookmarkEnd w:id="39"/>
+        <w:rPr>
+          <w:rFonts w:cs="Times New Roman"/>
+        </w:rPr>
+      </w:pPr>
+      <w:r>
+        <w:rPr>
+          <w:rFonts w:cs="Times New Roman"/>
+        </w:rPr>
+        <w:t xml:space="preserve">Pada jurnal sebelumnya milik </w:t>
+      </w:r>
+      <w:r>
+        <w:rPr>
+          <w:rFonts w:cs="Times New Roman"/>
+        </w:rPr>
+        <w:t>Crespo dan Wichert (2020),</w:t>
+      </w:r>
+      <w:r>
+        <w:rPr>
+          <w:rFonts w:cs="Times New Roman"/>
+        </w:rPr>
+        <w:t xml:space="preserve"> d</w:t>
+      </w:r>
+      <w:r>
+        <w:rPr>
+          <w:rFonts w:cs="Times New Roman"/>
+        </w:rPr>
+        <w:t xml:space="preserve">alam pembelajaran penguatan </w:t>
+      </w:r>
+      <w:r>
+        <w:rPr>
+          <w:rFonts w:cs="Times New Roman"/>
+          <w:i/>
+          <w:iCs/>
+        </w:rPr>
+        <w:t>Reinforcement Learning</w:t>
+      </w:r>
+      <w:r>
+        <w:rPr>
+          <w:rFonts w:cs="Times New Roman"/>
+        </w:rPr>
+        <w:t xml:space="preserve">, </w:t>
+      </w:r>
+      <w:r>
+        <w:rPr>
+          <w:rFonts w:cs="Times New Roman"/>
+          <w:i/>
+        </w:rPr>
+        <w:t>Deep Q-Network</w:t>
+      </w:r>
+      <w:r>
+        <w:rPr>
+          <w:rFonts w:cs="Times New Roman"/>
+        </w:rPr>
+        <w:t>s (</w:t>
+      </w:r>
+      <w:r>
+        <w:rPr>
+          <w:rFonts w:cs="Times New Roman"/>
+          <w:i/>
+          <w:iCs/>
+        </w:rPr>
+        <w:t>DQN</w:t>
+      </w:r>
+      <w:r>
+        <w:rPr>
+          <w:rFonts w:cs="Times New Roman"/>
+        </w:rPr>
+        <w:t xml:space="preserve">) digunakan secara luas untuk mempelajari keputusan optimal dalam lingkungan permainan, seperti pada </w:t>
+      </w:r>
+      <w:r>
+        <w:rPr>
+          <w:rFonts w:cs="Times New Roman"/>
+        </w:rPr>
+        <w:t>gim</w:t>
+      </w:r>
+      <w:r>
+        <w:rPr>
+          <w:rFonts w:cs="Times New Roman"/>
+        </w:rPr>
+        <w:t xml:space="preserve"> Atari. </w:t>
+      </w:r>
+      <w:r>
+        <w:rPr>
+          <w:rFonts w:cs="Times New Roman"/>
+          <w:i/>
+        </w:rPr>
+        <w:t>DQN</w:t>
+      </w:r>
+      <w:r>
+        <w:rPr>
+          <w:rFonts w:cs="Times New Roman"/>
+        </w:rPr>
+        <w:t xml:space="preserve"> memanfaatkan jaringan saraf untuk mendekati fungsi nilai yang memprediksi seberapa baik suatu tindakan dalam situasi tertentu. Peningkatan penting pada metode </w:t>
+      </w:r>
+      <w:r>
+        <w:rPr>
+          <w:rFonts w:cs="Times New Roman"/>
+          <w:i/>
+        </w:rPr>
+        <w:t>DQN</w:t>
+      </w:r>
+      <w:r>
+        <w:rPr>
+          <w:rFonts w:cs="Times New Roman"/>
+        </w:rPr>
+        <w:t xml:space="preserve"> meliputi </w:t>
+      </w:r>
+      <w:r>
+        <w:rPr>
+          <w:rFonts w:cs="Times New Roman"/>
+          <w:i/>
+          <w:iCs/>
+        </w:rPr>
+        <w:t>Averaged</w:t>
+      </w:r>
+      <w:r>
+        <w:rPr>
+          <w:rFonts w:cs="Times New Roman"/>
+        </w:rPr>
+        <w:t>-</w:t>
+      </w:r>
+      <w:r>
+        <w:rPr>
+          <w:rFonts w:cs="Times New Roman"/>
+          <w:i/>
+          <w:iCs/>
+        </w:rPr>
+        <w:t>DQN</w:t>
+      </w:r>
+      <w:r>
+        <w:rPr>
+          <w:rFonts w:cs="Times New Roman"/>
+        </w:rPr>
+        <w:t xml:space="preserve">, yang menstabilkan proses pembelajaran dengan mengurangi variabilitas dalam perkiraan </w:t>
+      </w:r>
+      <w:r>
+        <w:rPr>
+          <w:rFonts w:cs="Times New Roman"/>
+          <w:i/>
+          <w:iCs/>
+        </w:rPr>
+        <w:t>Q-values</w:t>
+      </w:r>
+      <w:r>
+        <w:rPr>
+          <w:rFonts w:cs="Times New Roman"/>
+        </w:rPr>
+        <w:t xml:space="preserve">, serta </w:t>
+      </w:r>
+      <w:r>
+        <w:rPr>
+          <w:rFonts w:cs="Times New Roman"/>
+          <w:i/>
+          <w:iCs/>
+        </w:rPr>
+        <w:t xml:space="preserve">Rainbow </w:t>
+      </w:r>
+      <w:r>
+        <w:rPr>
+          <w:rFonts w:cs="Times New Roman"/>
+          <w:i/>
+          <w:iCs/>
+        </w:rPr>
+        <w:t>DQN</w:t>
+      </w:r>
+      <w:r>
+        <w:rPr>
+          <w:rFonts w:cs="Times New Roman"/>
+        </w:rPr>
+        <w:t xml:space="preserve">, yang menggabungkan beberapa perbaikan, termasuk </w:t>
+      </w:r>
+      <w:r>
+        <w:rPr>
+          <w:rFonts w:cs="Times New Roman"/>
+          <w:i/>
+          <w:iCs/>
+        </w:rPr>
+        <w:t>Double</w:t>
+      </w:r>
+      <w:r>
+        <w:rPr>
+          <w:rFonts w:cs="Times New Roman"/>
+        </w:rPr>
+        <w:t xml:space="preserve"> </w:t>
+      </w:r>
+      <w:r>
+        <w:rPr>
+          <w:rFonts w:cs="Times New Roman"/>
+          <w:i/>
+          <w:iCs/>
+        </w:rPr>
+        <w:t>Deep</w:t>
+      </w:r>
+      <w:r>
+        <w:rPr>
+          <w:rFonts w:cs="Times New Roman"/>
+        </w:rPr>
+        <w:t xml:space="preserve"> </w:t>
+      </w:r>
+      <w:r>
+        <w:rPr>
+          <w:rFonts w:cs="Times New Roman"/>
+          <w:i/>
+        </w:rPr>
+        <w:t>Q-Learning</w:t>
+      </w:r>
+      <w:r>
+        <w:rPr>
+          <w:rFonts w:cs="Times New Roman"/>
+        </w:rPr>
+        <w:t xml:space="preserve">, </w:t>
+      </w:r>
+      <w:r>
+        <w:rPr>
+          <w:rFonts w:cs="Times New Roman"/>
+          <w:i/>
+          <w:iCs/>
+        </w:rPr>
+        <w:t>dueling networks</w:t>
+      </w:r>
+      <w:r>
+        <w:rPr>
+          <w:rFonts w:cs="Times New Roman"/>
+        </w:rPr>
+        <w:t xml:space="preserve">, dan </w:t>
+      </w:r>
+      <w:r>
+        <w:rPr>
+          <w:rFonts w:cs="Times New Roman"/>
+          <w:i/>
+          <w:iCs/>
+        </w:rPr>
+        <w:t>prioritized replay</w:t>
+      </w:r>
+      <w:r>
+        <w:rPr>
+          <w:rFonts w:cs="Times New Roman"/>
+        </w:rPr>
+        <w:t xml:space="preserve"> untuk meningkatkan performa algoritma dalam berbagai tugas </w:t>
+      </w:r>
+      <w:r>
+        <w:rPr>
+          <w:rFonts w:cs="Times New Roman"/>
+        </w:rPr>
+        <w:t>gim</w:t>
+      </w:r>
+      <w:r>
+        <w:rPr>
+          <w:rFonts w:cs="Times New Roman"/>
+          <w:noProof/>
+        </w:rPr>
+        <w:t xml:space="preserve"> </w:t>
+      </w:r>
+      <w:r>
+        <w:rPr>
+          <w:rFonts w:cs="Times New Roman"/>
+          <w:noProof/>
+        </w:rPr>
+        <w:t>(Crespo dan Wichert, 2020)</w:t>
+      </w:r>
+      <w:r>
+        <w:rPr>
+          <w:rFonts w:cs="Times New Roman"/>
+        </w:rPr>
+        <w:t>.</w:t>
+      </w:r>
+    </w:p>
+    <w:p>
+      <w:pPr>
+        <w:spacing w:after="0"/>
+        <w:ind w:firstLine="357"/>
+        <w:rPr>
+          <w:rFonts w:cs="Times New Roman"/>
+        </w:rPr>
+      </w:pPr>
+      <w:r>
+        <w:rPr>
+          <w:rFonts w:cs="Times New Roman"/>
+        </w:rPr>
+        <w:t xml:space="preserve">Penelitian ini bertujuan untuk mengembangkan agen yang mampu bermain </w:t>
+      </w:r>
+      <w:r>
+        <w:rPr>
+          <w:rFonts w:cs="Times New Roman"/>
+          <w:i/>
+        </w:rPr>
+        <w:t>Snake</w:t>
+      </w:r>
+      <w:r>
+        <w:rPr>
+          <w:rFonts w:cs="Times New Roman"/>
+        </w:rPr>
+        <w:t xml:space="preserve"> dengan sangat baik dan mengevaluasi efisiensi dan efektivitas berbagai algoritma RL yang diterapkan untuk permainan </w:t>
+      </w:r>
+      <w:r>
+        <w:rPr>
+          <w:rFonts w:cs="Times New Roman"/>
+          <w:i/>
+        </w:rPr>
+        <w:t>Snake</w:t>
+      </w:r>
+      <w:r>
+        <w:rPr>
+          <w:rFonts w:cs="Times New Roman"/>
+        </w:rPr>
+        <w:t xml:space="preserve">. Selain itu, penelitian ini juga bertujuan untuk menemukan masalah dan peluang dalam penerapan RL dalam </w:t>
+      </w:r>
+      <w:r>
+        <w:rPr>
+          <w:rFonts w:cs="Times New Roman"/>
+        </w:rPr>
+        <w:lastRenderedPageBreak/>
+        <w:t xml:space="preserve">permainan </w:t>
+      </w:r>
+      <w:r>
+        <w:rPr>
+          <w:rFonts w:cs="Times New Roman"/>
+          <w:i/>
+        </w:rPr>
+        <w:t>Snake</w:t>
+      </w:r>
+      <w:r>
+        <w:rPr>
+          <w:rFonts w:cs="Times New Roman"/>
+        </w:rPr>
+        <w:t xml:space="preserve"> dan memberikan saran untuk penelitian tambahan. Penelitian ini diharapkan dapat meningkatkan pemahaman kita tentang </w:t>
+      </w:r>
+      <w:r>
+        <w:rPr>
+          <w:rFonts w:cs="Times New Roman"/>
+          <w:i/>
+          <w:iCs/>
+        </w:rPr>
+        <w:t>Reinforcement Learning</w:t>
+      </w:r>
+      <w:r>
+        <w:rPr>
+          <w:rFonts w:cs="Times New Roman"/>
+        </w:rPr>
+        <w:t xml:space="preserve"> secara </w:t>
+      </w:r>
+      <w:r>
+        <w:rPr>
+          <w:rFonts w:cs="Times New Roman"/>
+        </w:rPr>
+        <w:t>teoritis</w:t>
+      </w:r>
+      <w:r>
+        <w:rPr>
+          <w:rFonts w:cs="Times New Roman"/>
+        </w:rPr>
+        <w:t xml:space="preserve"> dan dalam aplikasinya yang kompleks dan dinamis. Ini juga akan membuka jalan untuk inovasi lebih lanjut dalam penggunaan AI untuk aplikasi yang kompleks dan dinamis.</w:t>
+      </w:r>
     </w:p>
     <w:p/>
     <w:p/>
     <w:p>
       <w:pPr>
+        <w:pStyle w:val="Heading2"/>
+      </w:pPr>
+      <w:bookmarkStart w:id="35" w:name="_Toc202422263"/>
+      <w:r>
+        <w:t>Rumusan Masalah</w:t>
+      </w:r>
+      <w:bookmarkEnd w:id="35"/>
+    </w:p>
+    <w:p/>
+    <w:p>
+      <w:pPr>
+        <w:pStyle w:val="Heading2"/>
+      </w:pPr>
+      <w:bookmarkStart w:id="36" w:name="_Toc202422264"/>
+      <w:r>
+        <w:t>Tujuan Penelitian</w:t>
+      </w:r>
+      <w:bookmarkEnd w:id="36"/>
+    </w:p>
+    <w:p/>
+    <w:p>
+      <w:pPr>
+        <w:pStyle w:val="Heading2"/>
+      </w:pPr>
+      <w:bookmarkStart w:id="37" w:name="_Toc202422265"/>
+      <w:r>
+        <w:t>Batasan Penelitian</w:t>
+      </w:r>
+      <w:bookmarkEnd w:id="37"/>
+    </w:p>
+    <w:p/>
+    <w:p>
+      <w:pPr>
+        <w:pStyle w:val="Heading2"/>
+      </w:pPr>
+      <w:bookmarkStart w:id="38" w:name="_Toc202422266"/>
+      <w:r>
+        <w:t>Manfaat Penelitian</w:t>
+      </w:r>
+      <w:bookmarkEnd w:id="38"/>
+    </w:p>
+    <w:p/>
+    <w:p>
+      <w:pPr>
+        <w:pStyle w:val="Heading2"/>
+      </w:pPr>
+      <w:bookmarkStart w:id="39" w:name="_Toc202422267"/>
+      <w:r>
+        <w:t>Kerangka Penelitian</w:t>
+      </w:r>
+      <w:bookmarkEnd w:id="39"/>
+    </w:p>
+    <w:p/>
+    <w:p/>
+    <w:p>
+      <w:pPr>
         <w:spacing w:line="259" w:lineRule="auto"/>
         <w:jc w:val="left"/>
       </w:pPr>
@@ -8366,7 +10264,7 @@
         <w:lastRenderedPageBreak/>
         <w:br/>
       </w:r>
-      <w:bookmarkStart w:id="40" w:name="_Toc202277884"/>
+      <w:bookmarkStart w:id="40" w:name="_Toc202422268"/>
       <w:r>
         <w:t>TINJAUAN PUSTAKA</w:t>
       </w:r>
@@ -8381,7 +10279,7 @@
           <w:iCs/>
         </w:rPr>
       </w:pPr>
-      <w:bookmarkStart w:id="41" w:name="_Toc202277885"/>
+      <w:bookmarkStart w:id="41" w:name="_Toc202422269"/>
       <w:r>
         <w:rPr>
           <w:i/>
@@ -8407,7 +10305,7 @@
           <w:iCs/>
         </w:rPr>
       </w:pPr>
-      <w:bookmarkStart w:id="42" w:name="_Toc202277886"/>
+      <w:bookmarkStart w:id="42" w:name="_Toc202422270"/>
       <w:r>
         <w:rPr>
           <w:i/>
@@ -8426,7 +10324,7 @@
           <w:iCs/>
         </w:rPr>
       </w:pPr>
-      <w:bookmarkStart w:id="43" w:name="_Toc202277887"/>
+      <w:bookmarkStart w:id="43" w:name="_Toc202422271"/>
       <w:r>
         <w:rPr>
           <w:i/>
@@ -8444,7 +10342,7 @@
           <w:iCs/>
         </w:rPr>
       </w:pPr>
-      <w:bookmarkStart w:id="44" w:name="_Toc202277888"/>
+      <w:bookmarkStart w:id="44" w:name="_Toc202422272"/>
       <w:r>
         <w:rPr>
           <w:i/>
@@ -8459,7 +10357,7 @@
       <w:pPr>
         <w:pStyle w:val="Heading2"/>
       </w:pPr>
-      <w:bookmarkStart w:id="45" w:name="_Toc202277889"/>
+      <w:bookmarkStart w:id="45" w:name="_Toc202422273"/>
       <w:r>
         <w:t>Teori Permainan</w:t>
       </w:r>
@@ -8470,7 +10368,7 @@
       <w:pPr>
         <w:pStyle w:val="Heading2"/>
       </w:pPr>
-      <w:bookmarkStart w:id="46" w:name="_Toc202277890"/>
+      <w:bookmarkStart w:id="46" w:name="_Toc202422274"/>
       <w:r>
         <w:t>Deep Learning</w:t>
       </w:r>
@@ -8484,7 +10382,7 @@
           <w:iCs/>
         </w:rPr>
       </w:pPr>
-      <w:bookmarkStart w:id="47" w:name="_Toc202277891"/>
+      <w:bookmarkStart w:id="47" w:name="_Toc202422275"/>
       <w:r>
         <w:rPr>
           <w:i/>
@@ -8502,7 +10400,7 @@
           <w:iCs/>
         </w:rPr>
       </w:pPr>
-      <w:bookmarkStart w:id="48" w:name="_Toc202277892"/>
+      <w:bookmarkStart w:id="48" w:name="_Toc202422276"/>
       <w:r>
         <w:rPr>
           <w:i/>
@@ -8520,7 +10418,7 @@
           <w:iCs/>
         </w:rPr>
       </w:pPr>
-      <w:bookmarkStart w:id="49" w:name="_Toc202277893"/>
+      <w:bookmarkStart w:id="49" w:name="_Toc202422277"/>
       <w:r>
         <w:rPr>
           <w:i/>
@@ -8536,7 +10434,7 @@
       <w:pPr>
         <w:pStyle w:val="Heading2"/>
       </w:pPr>
-      <w:bookmarkStart w:id="50" w:name="_Toc202277894"/>
+      <w:bookmarkStart w:id="50" w:name="_Toc202422278"/>
       <w:r>
         <w:t>Penelitian Terdahulu</w:t>
       </w:r>
@@ -8560,7 +10458,7 @@
         <w:lastRenderedPageBreak/>
         <w:br/>
       </w:r>
-      <w:bookmarkStart w:id="51" w:name="_Toc202277895"/>
+      <w:bookmarkStart w:id="51" w:name="_Toc202422279"/>
       <w:r>
         <w:t>METODOLOGI PENELITIAN</w:t>
       </w:r>
@@ -8573,7 +10471,7 @@
       <w:pPr>
         <w:pStyle w:val="Heading2"/>
       </w:pPr>
-      <w:bookmarkStart w:id="52" w:name="_Toc202277896"/>
+      <w:bookmarkStart w:id="52" w:name="_Toc202422280"/>
       <w:r>
         <w:t>Gambaran Besar Penelitian</w:t>
       </w:r>
@@ -8584,7 +10482,7 @@
       <w:pPr>
         <w:pStyle w:val="Heading2"/>
       </w:pPr>
-      <w:bookmarkStart w:id="53" w:name="_Toc202277897"/>
+      <w:bookmarkStart w:id="53" w:name="_Toc202422281"/>
       <w:r>
         <w:t>Diagram Alir Penelitian</w:t>
       </w:r>
@@ -8595,7 +10493,7 @@
       <w:pPr>
         <w:pStyle w:val="Heading2"/>
       </w:pPr>
-      <w:bookmarkStart w:id="54" w:name="_Toc202277898"/>
+      <w:bookmarkStart w:id="54" w:name="_Toc202422282"/>
       <w:r>
         <w:t>Prosedur Penelitian</w:t>
       </w:r>
@@ -8605,7 +10503,7 @@
       <w:pPr>
         <w:pStyle w:val="Heading3"/>
       </w:pPr>
-      <w:bookmarkStart w:id="55" w:name="_Toc202277899"/>
+      <w:bookmarkStart w:id="55" w:name="_Toc202422283"/>
       <w:r>
         <w:t>Studi Literatur</w:t>
       </w:r>
@@ -8615,7 +10513,7 @@
       <w:pPr>
         <w:pStyle w:val="Heading3"/>
       </w:pPr>
-      <w:bookmarkStart w:id="56" w:name="_Toc202277900"/>
+      <w:bookmarkStart w:id="56" w:name="_Toc202422284"/>
       <w:r>
         <w:t>Pengembangan Lingkungan Simulasi</w:t>
       </w:r>
@@ -8629,7 +10527,7 @@
           <w:iCs/>
         </w:rPr>
       </w:pPr>
-      <w:bookmarkStart w:id="57" w:name="_Toc202277901"/>
+      <w:bookmarkStart w:id="57" w:name="_Toc202422285"/>
       <w:r>
         <w:t xml:space="preserve">Penerapan Algoritma </w:t>
       </w:r>
@@ -8646,7 +10544,7 @@
       <w:pPr>
         <w:pStyle w:val="Heading3"/>
       </w:pPr>
-      <w:bookmarkStart w:id="58" w:name="_Toc202277902"/>
+      <w:bookmarkStart w:id="58" w:name="_Toc202422286"/>
       <w:r>
         <w:t>Menganalisis Pengujian Hasil dan Validasi</w:t>
       </w:r>
@@ -8670,8 +10568,215 @@
         <w:lastRenderedPageBreak/>
         <w:br/>
       </w:r>
-      <w:bookmarkStart w:id="59" w:name="_Toc202277903"/>
+      <w:bookmarkStart w:id="59" w:name="_Toc202422287"/>
+      <w:r>
+        <w:t>HASIL DAN PEMBAHASAN</w:t>
+      </w:r>
       <w:bookmarkEnd w:id="59"/>
+    </w:p>
+    <w:p/>
+    <w:p/>
+    <w:p>
+      <w:pPr>
+        <w:pStyle w:val="Heading2"/>
+      </w:pPr>
+      <w:bookmarkStart w:id="60" w:name="_Toc202422288"/>
+      <w:r>
+        <w:t>Implementasi Reinforcement Learning</w:t>
+      </w:r>
+      <w:bookmarkEnd w:id="60"/>
+    </w:p>
+    <w:p/>
+    <w:p/>
+    <w:p>
+      <w:pPr>
+        <w:pStyle w:val="Heading2"/>
+      </w:pPr>
+      <w:bookmarkStart w:id="61" w:name="_Toc202422289"/>
+      <w:r>
+        <w:t>Hasil Implementasi</w:t>
+      </w:r>
+      <w:bookmarkEnd w:id="61"/>
+    </w:p>
+    <w:p>
+      <w:pPr>
+        <w:pStyle w:val="Heading3"/>
+      </w:pPr>
+      <w:bookmarkStart w:id="62" w:name="_Toc202422290"/>
+      <w:r>
+        <w:t>Hasil Pelatihan Model</w:t>
+      </w:r>
+      <w:bookmarkEnd w:id="62"/>
+    </w:p>
+    <w:p/>
+    <w:p>
+      <w:pPr>
+        <w:pStyle w:val="Heading3"/>
+      </w:pPr>
+      <w:bookmarkStart w:id="63" w:name="_Toc202422291"/>
+      <w:r>
+        <w:t>Performa Agen dalam Permainan</w:t>
+      </w:r>
+      <w:bookmarkEnd w:id="63"/>
+    </w:p>
+    <w:p/>
+    <w:p>
+      <w:pPr>
+        <w:pStyle w:val="Heading3"/>
+      </w:pPr>
+      <w:bookmarkStart w:id="64" w:name="_Toc202422292"/>
+      <w:r>
+        <w:t>Visualisasi Perilaku Agen</w:t>
+      </w:r>
+      <w:bookmarkEnd w:id="64"/>
+    </w:p>
+    <w:p/>
+    <w:p/>
+    <w:p>
+      <w:pPr>
+        <w:pStyle w:val="Heading2"/>
+      </w:pPr>
+      <w:bookmarkStart w:id="65" w:name="_Toc202422293"/>
+      <w:r>
+        <w:t>Evaluasi dan Analisis</w:t>
+      </w:r>
+      <w:bookmarkEnd w:id="65"/>
+    </w:p>
+    <w:p>
+      <w:pPr>
+        <w:pStyle w:val="Heading3"/>
+      </w:pPr>
+      <w:bookmarkStart w:id="66" w:name="_Toc202422294"/>
+      <w:r>
+        <w:t>Evaluasi Reward</w:t>
+      </w:r>
+      <w:bookmarkEnd w:id="66"/>
+    </w:p>
+    <w:p/>
+    <w:p>
+      <w:pPr>
+        <w:pStyle w:val="Heading3"/>
+      </w:pPr>
+      <w:bookmarkStart w:id="67" w:name="_Toc202422295"/>
+      <w:r>
+        <w:t>Pengaruh Parameter Terhadap Kinerja</w:t>
+      </w:r>
+      <w:bookmarkEnd w:id="67"/>
+    </w:p>
+    <w:p/>
+    <w:p/>
+    <w:p>
+      <w:pPr>
+        <w:pStyle w:val="Heading2"/>
+      </w:pPr>
+      <w:bookmarkStart w:id="68" w:name="_Toc202422296"/>
+      <w:r>
+        <w:t>Perbandingan Kinerja</w:t>
+      </w:r>
+      <w:bookmarkEnd w:id="68"/>
+    </w:p>
+    <w:p/>
+    <w:p/>
+    <w:p>
+      <w:pPr>
+        <w:spacing w:line="259" w:lineRule="auto"/>
+        <w:jc w:val="left"/>
+      </w:pPr>
+      <w:r>
+        <w:br w:type="page"/>
+      </w:r>
+    </w:p>
+    <w:p>
+      <w:pPr>
+        <w:pStyle w:val="Heading1"/>
+      </w:pPr>
+      <w:r>
+        <w:lastRenderedPageBreak/>
+        <w:br/>
+      </w:r>
+      <w:bookmarkStart w:id="69" w:name="_Toc202422297"/>
+      <w:r>
+        <w:t>KESIMPULAN</w:t>
+      </w:r>
+      <w:bookmarkEnd w:id="69"/>
+    </w:p>
+    <w:p/>
+    <w:p/>
+    <w:p>
+      <w:pPr>
+        <w:pStyle w:val="Heading2"/>
+      </w:pPr>
+      <w:bookmarkStart w:id="70" w:name="_Toc202422298"/>
+      <w:r>
+        <w:t>Kesimpulan</w:t>
+      </w:r>
+      <w:bookmarkEnd w:id="70"/>
+    </w:p>
+    <w:p/>
+    <w:p/>
+    <w:p>
+      <w:pPr>
+        <w:pStyle w:val="Heading2"/>
+      </w:pPr>
+      <w:bookmarkStart w:id="71" w:name="_Toc202422299"/>
+      <w:r>
+        <w:t>Saran</w:t>
+      </w:r>
+      <w:bookmarkEnd w:id="71"/>
+    </w:p>
+    <w:p/>
+    <w:p/>
+    <w:p>
+      <w:pPr>
+        <w:spacing w:line="259" w:lineRule="auto"/>
+        <w:jc w:val="left"/>
+      </w:pPr>
+      <w:r>
+        <w:br w:type="page"/>
+      </w:r>
+    </w:p>
+    <w:p>
+      <w:pPr>
+        <w:pStyle w:val="Heading1"/>
+        <w:numPr>
+          <w:ilvl w:val="0"/>
+          <w:numId w:val="0"/>
+        </w:numPr>
+        <w:ind w:left="864"/>
+      </w:pPr>
+      <w:bookmarkStart w:id="72" w:name="_Toc202422300"/>
+      <w:r>
+        <w:lastRenderedPageBreak/>
+        <w:t>DAFTAR PUSTAKA</w:t>
+      </w:r>
+      <w:bookmarkEnd w:id="72"/>
+    </w:p>
+    <w:p/>
+    <w:p/>
+    <w:p>
+      <w:pPr>
+        <w:spacing w:line="259" w:lineRule="auto"/>
+        <w:jc w:val="left"/>
+      </w:pPr>
+      <w:r>
+        <w:br w:type="page"/>
+      </w:r>
+    </w:p>
+    <w:p>
+      <w:pPr>
+        <w:pStyle w:val="Heading1"/>
+        <w:numPr>
+          <w:ilvl w:val="0"/>
+          <w:numId w:val="0"/>
+        </w:numPr>
+        <w:ind w:left="864"/>
+      </w:pPr>
+      <w:bookmarkStart w:id="73" w:name="_Toc202422301"/>
+      <w:r>
+        <w:lastRenderedPageBreak/>
+        <w:t>LAMPIRAN</w:t>
+      </w:r>
+      <w:bookmarkEnd w:id="73"/>
     </w:p>
     <w:p/>
     <w:p>
@@ -13295,6 +15400,92 @@
     </w:lvl>
   </w:abstractNum>
   <w:abstractNum w:abstractNumId="43" w15:restartNumberingAfterBreak="0">
+    <w:nsid w:val="7141195A"/>
+    <w:multiLevelType w:val="hybridMultilevel"/>
+    <w:tmpl w:val="AE987C80"/>
+    <w:lvl w:ilvl="0" w:tplc="0409000F">
+      <w:start w:val="1"/>
+      <w:numFmt w:val="decimal"/>
+      <w:lvlText w:val="%1."/>
+      <w:lvlJc w:val="left"/>
+      <w:pPr>
+        <w:ind w:left="720" w:hanging="360"/>
+      </w:pPr>
+    </w:lvl>
+    <w:lvl w:ilvl="1" w:tplc="04090019" w:tentative="1">
+      <w:start w:val="1"/>
+      <w:numFmt w:val="lowerLetter"/>
+      <w:lvlText w:val="%2."/>
+      <w:lvlJc w:val="left"/>
+      <w:pPr>
+        <w:ind w:left="1440" w:hanging="360"/>
+      </w:pPr>
+    </w:lvl>
+    <w:lvl w:ilvl="2" w:tplc="0409001B" w:tentative="1">
+      <w:start w:val="1"/>
+      <w:numFmt w:val="lowerRoman"/>
+      <w:lvlText w:val="%3."/>
+      <w:lvlJc w:val="right"/>
+      <w:pPr>
+        <w:ind w:left="2160" w:hanging="180"/>
+      </w:pPr>
+    </w:lvl>
+    <w:lvl w:ilvl="3" w:tplc="0409000F" w:tentative="1">
+      <w:start w:val="1"/>
+      <w:numFmt w:val="decimal"/>
+      <w:lvlText w:val="%4."/>
+      <w:lvlJc w:val="left"/>
+      <w:pPr>
+        <w:ind w:left="2880" w:hanging="360"/>
+      </w:pPr>
+    </w:lvl>
+    <w:lvl w:ilvl="4" w:tplc="04090019" w:tentative="1">
+      <w:start w:val="1"/>
+      <w:numFmt w:val="lowerLetter"/>
+      <w:lvlText w:val="%5."/>
+      <w:lvlJc w:val="left"/>
+      <w:pPr>
+        <w:ind w:left="3600" w:hanging="360"/>
+      </w:pPr>
+    </w:lvl>
+    <w:lvl w:ilvl="5" w:tplc="0409001B" w:tentative="1">
+      <w:start w:val="1"/>
+      <w:numFmt w:val="lowerRoman"/>
+      <w:lvlText w:val="%6."/>
+      <w:lvlJc w:val="right"/>
+      <w:pPr>
+        <w:ind w:left="4320" w:hanging="180"/>
+      </w:pPr>
+    </w:lvl>
+    <w:lvl w:ilvl="6" w:tplc="0409000F" w:tentative="1">
+      <w:start w:val="1"/>
+      <w:numFmt w:val="decimal"/>
+      <w:lvlText w:val="%7."/>
+      <w:lvlJc w:val="left"/>
+      <w:pPr>
+        <w:ind w:left="5040" w:hanging="360"/>
+      </w:pPr>
+    </w:lvl>
+    <w:lvl w:ilvl="7" w:tplc="04090019" w:tentative="1">
+      <w:start w:val="1"/>
+      <w:numFmt w:val="lowerLetter"/>
+      <w:lvlText w:val="%8."/>
+      <w:lvlJc w:val="left"/>
+      <w:pPr>
+        <w:ind w:left="5760" w:hanging="360"/>
+      </w:pPr>
+    </w:lvl>
+    <w:lvl w:ilvl="8" w:tplc="0409001B" w:tentative="1">
+      <w:start w:val="1"/>
+      <w:numFmt w:val="lowerRoman"/>
+      <w:lvlText w:val="%9."/>
+      <w:lvlJc w:val="right"/>
+      <w:pPr>
+        <w:ind w:left="6480" w:hanging="180"/>
+      </w:pPr>
+    </w:lvl>
+  </w:abstractNum>
+  <w:abstractNum w:abstractNumId="44" w15:restartNumberingAfterBreak="0">
     <w:nsid w:val="7A0C63BB"/>
     <w:multiLevelType w:val="hybridMultilevel"/>
     <w:tmpl w:val="81FC29E0"/>
@@ -13407,7 +15598,7 @@
       </w:rPr>
     </w:lvl>
   </w:abstractNum>
-  <w:abstractNum w:abstractNumId="44" w15:restartNumberingAfterBreak="0">
+  <w:abstractNum w:abstractNumId="45" w15:restartNumberingAfterBreak="0">
     <w:nsid w:val="7C546776"/>
     <w:multiLevelType w:val="hybridMultilevel"/>
     <w:tmpl w:val="D34EF258"/>
@@ -13520,7 +15711,7 @@
       </w:rPr>
     </w:lvl>
   </w:abstractNum>
-  <w:abstractNum w:abstractNumId="45" w15:restartNumberingAfterBreak="0">
+  <w:abstractNum w:abstractNumId="46" w15:restartNumberingAfterBreak="0">
     <w:nsid w:val="7CE22F69"/>
     <w:multiLevelType w:val="hybridMultilevel"/>
     <w:tmpl w:val="5B482F42"/>
@@ -13609,7 +15800,7 @@
       </w:pPr>
     </w:lvl>
   </w:abstractNum>
-  <w:abstractNum w:abstractNumId="46" w15:restartNumberingAfterBreak="0">
+  <w:abstractNum w:abstractNumId="47" w15:restartNumberingAfterBreak="0">
     <w:nsid w:val="7E990B71"/>
     <w:multiLevelType w:val="hybridMultilevel"/>
     <w:tmpl w:val="39364854"/>
@@ -13698,7 +15889,7 @@
       </w:pPr>
     </w:lvl>
   </w:abstractNum>
-  <w:abstractNum w:abstractNumId="47" w15:restartNumberingAfterBreak="0">
+  <w:abstractNum w:abstractNumId="48" w15:restartNumberingAfterBreak="0">
     <w:nsid w:val="7FD0286E"/>
     <w:multiLevelType w:val="hybridMultilevel"/>
     <w:tmpl w:val="ED70A026"/>
@@ -13788,7 +15979,7 @@
     </w:lvl>
   </w:abstractNum>
   <w:num w:numId="1" w16cid:durableId="2145538868">
-    <w:abstractNumId w:val="47"/>
+    <w:abstractNumId w:val="48"/>
   </w:num>
   <w:num w:numId="2" w16cid:durableId="621425339">
     <w:abstractNumId w:val="7"/>
@@ -13839,7 +16030,7 @@
     <w:abstractNumId w:val="9"/>
   </w:num>
   <w:num w:numId="18" w16cid:durableId="1513715576">
-    <w:abstractNumId w:val="46"/>
+    <w:abstractNumId w:val="47"/>
   </w:num>
   <w:num w:numId="19" w16cid:durableId="1012493174">
     <w:abstractNumId w:val="30"/>
@@ -13893,7 +16084,7 @@
     <w:abstractNumId w:val="21"/>
   </w:num>
   <w:num w:numId="36" w16cid:durableId="7954241">
-    <w:abstractNumId w:val="44"/>
+    <w:abstractNumId w:val="45"/>
   </w:num>
   <w:num w:numId="37" w16cid:durableId="1560631188">
     <w:abstractNumId w:val="41"/>
@@ -13908,7 +16099,7 @@
     <w:abstractNumId w:val="32"/>
   </w:num>
   <w:num w:numId="41" w16cid:durableId="928662812">
-    <w:abstractNumId w:val="43"/>
+    <w:abstractNumId w:val="44"/>
   </w:num>
   <w:num w:numId="42" w16cid:durableId="176311950">
     <w:abstractNumId w:val="33"/>
@@ -13923,7 +16114,7 @@
     <w:abstractNumId w:val="29"/>
   </w:num>
   <w:num w:numId="46" w16cid:durableId="559096955">
-    <w:abstractNumId w:val="45"/>
+    <w:abstractNumId w:val="46"/>
   </w:num>
   <w:num w:numId="47" w16cid:durableId="86931104">
     <w:abstractNumId w:val="23"/>
@@ -13963,6 +16154,9 @@
   </w:num>
   <w:num w:numId="50" w16cid:durableId="2045472872">
     <w:abstractNumId w:val="4"/>
+  </w:num>
+  <w:num w:numId="51" w16cid:durableId="325519132">
+    <w:abstractNumId w:val="43"/>
   </w:num>
 </w:numbering>
 </file>
